--- a/elternbrief/template.docx
+++ b/elternbrief/template.docx
@@ -1,6 +1,6 @@
 
 <file path=word/document.xml><?xml version="1.0" encoding="utf-8"?>
-<w:document xmlns:wpc="http://schemas.microsoft.com/office/word/2010/wordprocessingCanvas" xmlns:mc="http://schemas.openxmlformats.org/markup-compatibility/2006" xmlns:o="urn:schemas-microsoft-com:office:office" xmlns:r="http://schemas.openxmlformats.org/officeDocument/2006/relationships" xmlns:m="http://schemas.openxmlformats.org/officeDocument/2006/math" xmlns:v="urn:schemas-microsoft-com:vml" xmlns:wp14="http://schemas.microsoft.com/office/word/2010/wordprocessingDrawing" xmlns:wp="http://schemas.openxmlformats.org/drawingml/2006/wordprocessingDrawing" xmlns:w10="urn:schemas-microsoft-com:office:word" xmlns:w="http://schemas.openxmlformats.org/wordprocessingml/2006/main" xmlns:w14="http://schemas.microsoft.com/office/word/2010/wordml" xmlns:wpg="http://schemas.microsoft.com/office/word/2010/wordprocessingGroup" xmlns:wpi="http://schemas.microsoft.com/office/word/2010/wordprocessingInk" xmlns:wne="http://schemas.microsoft.com/office/word/2006/wordml" xmlns:wps="http://schemas.microsoft.com/office/word/2010/wordprocessingShape" mc:Ignorable="w14 wp14">
+<w:document xmlns:wpc="http://schemas.microsoft.com/office/word/2010/wordprocessingCanvas" xmlns:cx="http://schemas.microsoft.com/office/drawing/2014/chartex" xmlns:cx1="http://schemas.microsoft.com/office/drawing/2015/9/8/chartex" xmlns:cx2="http://schemas.microsoft.com/office/drawing/2015/10/21/chartex" xmlns:cx3="http://schemas.microsoft.com/office/drawing/2016/5/9/chartex" xmlns:cx4="http://schemas.microsoft.com/office/drawing/2016/5/10/chartex" xmlns:cx5="http://schemas.microsoft.com/office/drawing/2016/5/11/chartex" xmlns:cx6="http://schemas.microsoft.com/office/drawing/2016/5/12/chartex" xmlns:cx7="http://schemas.microsoft.com/office/drawing/2016/5/13/chartex" xmlns:cx8="http://schemas.microsoft.com/office/drawing/2016/5/14/chartex" xmlns:mc="http://schemas.openxmlformats.org/markup-compatibility/2006" xmlns:aink="http://schemas.microsoft.com/office/drawing/2016/ink" xmlns:am3d="http://schemas.microsoft.com/office/drawing/2017/model3d" xmlns:o="urn:schemas-microsoft-com:office:office" xmlns:oel="http://schemas.microsoft.com/office/2019/extlst" xmlns:r="http://schemas.openxmlformats.org/officeDocument/2006/relationships" xmlns:m="http://schemas.openxmlformats.org/officeDocument/2006/math" xmlns:v="urn:schemas-microsoft-com:vml" xmlns:wp14="http://schemas.microsoft.com/office/word/2010/wordprocessingDrawing" xmlns:wp="http://schemas.openxmlformats.org/drawingml/2006/wordprocessingDrawing" xmlns:w10="urn:schemas-microsoft-com:office:word" xmlns:w="http://schemas.openxmlformats.org/wordprocessingml/2006/main" xmlns:w14="http://schemas.microsoft.com/office/word/2010/wordml" xmlns:w15="http://schemas.microsoft.com/office/word/2012/wordml" xmlns:w16cex="http://schemas.microsoft.com/office/word/2018/wordml/cex" xmlns:w16cid="http://schemas.microsoft.com/office/word/2016/wordml/cid" xmlns:w16="http://schemas.microsoft.com/office/word/2018/wordml" xmlns:w16du="http://schemas.microsoft.com/office/word/2023/wordml/word16du" xmlns:w16sdtdh="http://schemas.microsoft.com/office/word/2020/wordml/sdtdatahash" xmlns:w16sdtfl="http://schemas.microsoft.com/office/word/2024/wordml/sdtformatlock" xmlns:w16se="http://schemas.microsoft.com/office/word/2015/wordml/symex" xmlns:wpg="http://schemas.microsoft.com/office/word/2010/wordprocessingGroup" xmlns:wpi="http://schemas.microsoft.com/office/word/2010/wordprocessingInk" xmlns:wne="http://schemas.microsoft.com/office/word/2006/wordml" xmlns:wps="http://schemas.microsoft.com/office/word/2010/wordprocessingShape" mc:Ignorable="w14 w15 w16se w16cid w16 w16cex w16sdtdh w16sdtfl w16du wp14">
   <w:body>
     <w:p>
       <w:pPr>
@@ -8,12 +8,12 @@
       </w:pPr>
     </w:p>
     <w:sectPr>
-      <w:headerReference w:type="even" r:id="rId8"/>
-      <w:headerReference w:type="default" r:id="rId9"/>
-      <w:footerReference w:type="even" r:id="rId10"/>
-      <w:footerReference w:type="default" r:id="rId11"/>
-      <w:headerReference w:type="first" r:id="rId12"/>
-      <w:footerReference w:type="first" r:id="rId13"/>
+      <w:headerReference w:type="even" r:id="rId7"/>
+      <w:headerReference w:type="default" r:id="rId8"/>
+      <w:footerReference w:type="even" r:id="rId9"/>
+      <w:footerReference w:type="default" r:id="rId10"/>
+      <w:headerReference w:type="first" r:id="rId11"/>
+      <w:footerReference w:type="first" r:id="rId12"/>
       <w:pgSz w:w="11906" w:h="16838"/>
       <w:pgMar w:top="1417" w:right="1417" w:bottom="1134" w:left="1417" w:header="708" w:footer="708" w:gutter="0"/>
       <w:cols w:space="708"/>
@@ -24,7 +24,7 @@
 </file>
 
 <file path=word/endnotes.xml><?xml version="1.0" encoding="utf-8"?>
-<w:endnotes xmlns:wpc="http://schemas.microsoft.com/office/word/2010/wordprocessingCanvas" xmlns:mc="http://schemas.openxmlformats.org/markup-compatibility/2006" xmlns:o="urn:schemas-microsoft-com:office:office" xmlns:r="http://schemas.openxmlformats.org/officeDocument/2006/relationships" xmlns:m="http://schemas.openxmlformats.org/officeDocument/2006/math" xmlns:v="urn:schemas-microsoft-com:vml" xmlns:wp14="http://schemas.microsoft.com/office/word/2010/wordprocessingDrawing" xmlns:wp="http://schemas.openxmlformats.org/drawingml/2006/wordprocessingDrawing" xmlns:w10="urn:schemas-microsoft-com:office:word" xmlns:w="http://schemas.openxmlformats.org/wordprocessingml/2006/main" xmlns:w14="http://schemas.microsoft.com/office/word/2010/wordml" xmlns:wpg="http://schemas.microsoft.com/office/word/2010/wordprocessingGroup" xmlns:wpi="http://schemas.microsoft.com/office/word/2010/wordprocessingInk" xmlns:wne="http://schemas.microsoft.com/office/word/2006/wordml" xmlns:wps="http://schemas.microsoft.com/office/word/2010/wordprocessingShape" mc:Ignorable="w14 wp14">
+<w:endnotes xmlns:wpc="http://schemas.microsoft.com/office/word/2010/wordprocessingCanvas" xmlns:cx="http://schemas.microsoft.com/office/drawing/2014/chartex" xmlns:cx1="http://schemas.microsoft.com/office/drawing/2015/9/8/chartex" xmlns:cx2="http://schemas.microsoft.com/office/drawing/2015/10/21/chartex" xmlns:cx3="http://schemas.microsoft.com/office/drawing/2016/5/9/chartex" xmlns:cx4="http://schemas.microsoft.com/office/drawing/2016/5/10/chartex" xmlns:cx5="http://schemas.microsoft.com/office/drawing/2016/5/11/chartex" xmlns:cx6="http://schemas.microsoft.com/office/drawing/2016/5/12/chartex" xmlns:cx7="http://schemas.microsoft.com/office/drawing/2016/5/13/chartex" xmlns:cx8="http://schemas.microsoft.com/office/drawing/2016/5/14/chartex" xmlns:mc="http://schemas.openxmlformats.org/markup-compatibility/2006" xmlns:aink="http://schemas.microsoft.com/office/drawing/2016/ink" xmlns:am3d="http://schemas.microsoft.com/office/drawing/2017/model3d" xmlns:o="urn:schemas-microsoft-com:office:office" xmlns:oel="http://schemas.microsoft.com/office/2019/extlst" xmlns:r="http://schemas.openxmlformats.org/officeDocument/2006/relationships" xmlns:m="http://schemas.openxmlformats.org/officeDocument/2006/math" xmlns:v="urn:schemas-microsoft-com:vml" xmlns:wp14="http://schemas.microsoft.com/office/word/2010/wordprocessingDrawing" xmlns:wp="http://schemas.openxmlformats.org/drawingml/2006/wordprocessingDrawing" xmlns:w10="urn:schemas-microsoft-com:office:word" xmlns:w="http://schemas.openxmlformats.org/wordprocessingml/2006/main" xmlns:w14="http://schemas.microsoft.com/office/word/2010/wordml" xmlns:w15="http://schemas.microsoft.com/office/word/2012/wordml" xmlns:w16cex="http://schemas.microsoft.com/office/word/2018/wordml/cex" xmlns:w16cid="http://schemas.microsoft.com/office/word/2016/wordml/cid" xmlns:w16="http://schemas.microsoft.com/office/word/2018/wordml" xmlns:w16du="http://schemas.microsoft.com/office/word/2023/wordml/word16du" xmlns:w16sdtdh="http://schemas.microsoft.com/office/word/2020/wordml/sdtdatahash" xmlns:w16sdtfl="http://schemas.microsoft.com/office/word/2024/wordml/sdtformatlock" xmlns:w16se="http://schemas.microsoft.com/office/word/2015/wordml/symex" xmlns:wpg="http://schemas.microsoft.com/office/word/2010/wordprocessingGroup" xmlns:wpi="http://schemas.microsoft.com/office/word/2010/wordprocessingInk" xmlns:wne="http://schemas.microsoft.com/office/word/2006/wordml" xmlns:wps="http://schemas.microsoft.com/office/word/2010/wordprocessingShape" mc:Ignorable="w14 w15 w16se w16cid w16 w16cex w16sdtdh w16sdtfl w16du wp14">
   <w:endnote w:type="separator" w:id="-1">
     <w:p>
       <w:pPr>
@@ -49,7 +49,7 @@
 </file>
 
 <file path=word/footer1.xml><?xml version="1.0" encoding="utf-8"?>
-<w:ftr xmlns:wpc="http://schemas.microsoft.com/office/word/2010/wordprocessingCanvas" xmlns:mc="http://schemas.openxmlformats.org/markup-compatibility/2006" xmlns:o="urn:schemas-microsoft-com:office:office" xmlns:r="http://schemas.openxmlformats.org/officeDocument/2006/relationships" xmlns:m="http://schemas.openxmlformats.org/officeDocument/2006/math" xmlns:v="urn:schemas-microsoft-com:vml" xmlns:wp14="http://schemas.microsoft.com/office/word/2010/wordprocessingDrawing" xmlns:wp="http://schemas.openxmlformats.org/drawingml/2006/wordprocessingDrawing" xmlns:w10="urn:schemas-microsoft-com:office:word" xmlns:w="http://schemas.openxmlformats.org/wordprocessingml/2006/main" xmlns:w14="http://schemas.microsoft.com/office/word/2010/wordml" xmlns:wpg="http://schemas.microsoft.com/office/word/2010/wordprocessingGroup" xmlns:wpi="http://schemas.microsoft.com/office/word/2010/wordprocessingInk" xmlns:wne="http://schemas.microsoft.com/office/word/2006/wordml" xmlns:wps="http://schemas.microsoft.com/office/word/2010/wordprocessingShape" mc:Ignorable="w14 wp14">
+<w:ftr xmlns:wpc="http://schemas.microsoft.com/office/word/2010/wordprocessingCanvas" xmlns:cx="http://schemas.microsoft.com/office/drawing/2014/chartex" xmlns:cx1="http://schemas.microsoft.com/office/drawing/2015/9/8/chartex" xmlns:cx2="http://schemas.microsoft.com/office/drawing/2015/10/21/chartex" xmlns:cx3="http://schemas.microsoft.com/office/drawing/2016/5/9/chartex" xmlns:cx4="http://schemas.microsoft.com/office/drawing/2016/5/10/chartex" xmlns:cx5="http://schemas.microsoft.com/office/drawing/2016/5/11/chartex" xmlns:cx6="http://schemas.microsoft.com/office/drawing/2016/5/12/chartex" xmlns:cx7="http://schemas.microsoft.com/office/drawing/2016/5/13/chartex" xmlns:cx8="http://schemas.microsoft.com/office/drawing/2016/5/14/chartex" xmlns:mc="http://schemas.openxmlformats.org/markup-compatibility/2006" xmlns:aink="http://schemas.microsoft.com/office/drawing/2016/ink" xmlns:am3d="http://schemas.microsoft.com/office/drawing/2017/model3d" xmlns:o="urn:schemas-microsoft-com:office:office" xmlns:oel="http://schemas.microsoft.com/office/2019/extlst" xmlns:r="http://schemas.openxmlformats.org/officeDocument/2006/relationships" xmlns:m="http://schemas.openxmlformats.org/officeDocument/2006/math" xmlns:v="urn:schemas-microsoft-com:vml" xmlns:wp14="http://schemas.microsoft.com/office/word/2010/wordprocessingDrawing" xmlns:wp="http://schemas.openxmlformats.org/drawingml/2006/wordprocessingDrawing" xmlns:w10="urn:schemas-microsoft-com:office:word" xmlns:w="http://schemas.openxmlformats.org/wordprocessingml/2006/main" xmlns:w14="http://schemas.microsoft.com/office/word/2010/wordml" xmlns:w15="http://schemas.microsoft.com/office/word/2012/wordml" xmlns:w16cex="http://schemas.microsoft.com/office/word/2018/wordml/cex" xmlns:w16cid="http://schemas.microsoft.com/office/word/2016/wordml/cid" xmlns:w16="http://schemas.microsoft.com/office/word/2018/wordml" xmlns:w16du="http://schemas.microsoft.com/office/word/2023/wordml/word16du" xmlns:w16sdtdh="http://schemas.microsoft.com/office/word/2020/wordml/sdtdatahash" xmlns:w16sdtfl="http://schemas.microsoft.com/office/word/2024/wordml/sdtformatlock" xmlns:w16se="http://schemas.microsoft.com/office/word/2015/wordml/symex" xmlns:wpg="http://schemas.microsoft.com/office/word/2010/wordprocessingGroup" xmlns:wpi="http://schemas.microsoft.com/office/word/2010/wordprocessingInk" xmlns:wne="http://schemas.microsoft.com/office/word/2006/wordml" xmlns:wps="http://schemas.microsoft.com/office/word/2010/wordprocessingShape" mc:Ignorable="w14 w15 w16se w16cid w16 w16cex w16sdtdh w16sdtfl w16du wp14">
   <w:p>
     <w:pPr>
       <w:pStyle w:val="Fuzeile"/>
@@ -59,7 +59,7 @@
 </file>
 
 <file path=word/footer2.xml><?xml version="1.0" encoding="utf-8"?>
-<w:ftr xmlns:wpc="http://schemas.microsoft.com/office/word/2010/wordprocessingCanvas" xmlns:mc="http://schemas.openxmlformats.org/markup-compatibility/2006" xmlns:o="urn:schemas-microsoft-com:office:office" xmlns:r="http://schemas.openxmlformats.org/officeDocument/2006/relationships" xmlns:m="http://schemas.openxmlformats.org/officeDocument/2006/math" xmlns:v="urn:schemas-microsoft-com:vml" xmlns:wp14="http://schemas.microsoft.com/office/word/2010/wordprocessingDrawing" xmlns:wp="http://schemas.openxmlformats.org/drawingml/2006/wordprocessingDrawing" xmlns:w10="urn:schemas-microsoft-com:office:word" xmlns:w="http://schemas.openxmlformats.org/wordprocessingml/2006/main" xmlns:w14="http://schemas.microsoft.com/office/word/2010/wordml" xmlns:wpg="http://schemas.microsoft.com/office/word/2010/wordprocessingGroup" xmlns:wpi="http://schemas.microsoft.com/office/word/2010/wordprocessingInk" xmlns:wne="http://schemas.microsoft.com/office/word/2006/wordml" xmlns:wps="http://schemas.microsoft.com/office/word/2010/wordprocessingShape" mc:Ignorable="w14 wp14">
+<w:ftr xmlns:wpc="http://schemas.microsoft.com/office/word/2010/wordprocessingCanvas" xmlns:cx="http://schemas.microsoft.com/office/drawing/2014/chartex" xmlns:cx1="http://schemas.microsoft.com/office/drawing/2015/9/8/chartex" xmlns:cx2="http://schemas.microsoft.com/office/drawing/2015/10/21/chartex" xmlns:cx3="http://schemas.microsoft.com/office/drawing/2016/5/9/chartex" xmlns:cx4="http://schemas.microsoft.com/office/drawing/2016/5/10/chartex" xmlns:cx5="http://schemas.microsoft.com/office/drawing/2016/5/11/chartex" xmlns:cx6="http://schemas.microsoft.com/office/drawing/2016/5/12/chartex" xmlns:cx7="http://schemas.microsoft.com/office/drawing/2016/5/13/chartex" xmlns:cx8="http://schemas.microsoft.com/office/drawing/2016/5/14/chartex" xmlns:mc="http://schemas.openxmlformats.org/markup-compatibility/2006" xmlns:aink="http://schemas.microsoft.com/office/drawing/2016/ink" xmlns:am3d="http://schemas.microsoft.com/office/drawing/2017/model3d" xmlns:o="urn:schemas-microsoft-com:office:office" xmlns:oel="http://schemas.microsoft.com/office/2019/extlst" xmlns:r="http://schemas.openxmlformats.org/officeDocument/2006/relationships" xmlns:m="http://schemas.openxmlformats.org/officeDocument/2006/math" xmlns:v="urn:schemas-microsoft-com:vml" xmlns:wp14="http://schemas.microsoft.com/office/word/2010/wordprocessingDrawing" xmlns:wp="http://schemas.openxmlformats.org/drawingml/2006/wordprocessingDrawing" xmlns:w10="urn:schemas-microsoft-com:office:word" xmlns:w="http://schemas.openxmlformats.org/wordprocessingml/2006/main" xmlns:w14="http://schemas.microsoft.com/office/word/2010/wordml" xmlns:w15="http://schemas.microsoft.com/office/word/2012/wordml" xmlns:w16cex="http://schemas.microsoft.com/office/word/2018/wordml/cex" xmlns:w16cid="http://schemas.microsoft.com/office/word/2016/wordml/cid" xmlns:w16="http://schemas.microsoft.com/office/word/2018/wordml" xmlns:w16du="http://schemas.microsoft.com/office/word/2023/wordml/word16du" xmlns:w16sdtdh="http://schemas.microsoft.com/office/word/2020/wordml/sdtdatahash" xmlns:w16sdtfl="http://schemas.microsoft.com/office/word/2024/wordml/sdtformatlock" xmlns:w16se="http://schemas.microsoft.com/office/word/2015/wordml/symex" xmlns:wpg="http://schemas.microsoft.com/office/word/2010/wordprocessingGroup" xmlns:wpi="http://schemas.microsoft.com/office/word/2010/wordprocessingInk" xmlns:wne="http://schemas.microsoft.com/office/word/2006/wordml" xmlns:wps="http://schemas.microsoft.com/office/word/2010/wordprocessingShape" mc:Ignorable="w14 w15 w16se w16cid w16 w16cex w16sdtdh w16sdtfl w16du wp14">
   <w:p>
     <w:pPr>
       <w:pStyle w:val="Fuzeile"/>
@@ -69,7 +69,7 @@
 </file>
 
 <file path=word/footer3.xml><?xml version="1.0" encoding="utf-8"?>
-<w:ftr xmlns:wpc="http://schemas.microsoft.com/office/word/2010/wordprocessingCanvas" xmlns:mc="http://schemas.openxmlformats.org/markup-compatibility/2006" xmlns:o="urn:schemas-microsoft-com:office:office" xmlns:r="http://schemas.openxmlformats.org/officeDocument/2006/relationships" xmlns:m="http://schemas.openxmlformats.org/officeDocument/2006/math" xmlns:v="urn:schemas-microsoft-com:vml" xmlns:wp14="http://schemas.microsoft.com/office/word/2010/wordprocessingDrawing" xmlns:wp="http://schemas.openxmlformats.org/drawingml/2006/wordprocessingDrawing" xmlns:w10="urn:schemas-microsoft-com:office:word" xmlns:w="http://schemas.openxmlformats.org/wordprocessingml/2006/main" xmlns:w14="http://schemas.microsoft.com/office/word/2010/wordml" xmlns:wpg="http://schemas.microsoft.com/office/word/2010/wordprocessingGroup" xmlns:wpi="http://schemas.microsoft.com/office/word/2010/wordprocessingInk" xmlns:wne="http://schemas.microsoft.com/office/word/2006/wordml" xmlns:wps="http://schemas.microsoft.com/office/word/2010/wordprocessingShape" mc:Ignorable="w14 wp14">
+<w:ftr xmlns:wpc="http://schemas.microsoft.com/office/word/2010/wordprocessingCanvas" xmlns:cx="http://schemas.microsoft.com/office/drawing/2014/chartex" xmlns:cx1="http://schemas.microsoft.com/office/drawing/2015/9/8/chartex" xmlns:cx2="http://schemas.microsoft.com/office/drawing/2015/10/21/chartex" xmlns:cx3="http://schemas.microsoft.com/office/drawing/2016/5/9/chartex" xmlns:cx4="http://schemas.microsoft.com/office/drawing/2016/5/10/chartex" xmlns:cx5="http://schemas.microsoft.com/office/drawing/2016/5/11/chartex" xmlns:cx6="http://schemas.microsoft.com/office/drawing/2016/5/12/chartex" xmlns:cx7="http://schemas.microsoft.com/office/drawing/2016/5/13/chartex" xmlns:cx8="http://schemas.microsoft.com/office/drawing/2016/5/14/chartex" xmlns:mc="http://schemas.openxmlformats.org/markup-compatibility/2006" xmlns:aink="http://schemas.microsoft.com/office/drawing/2016/ink" xmlns:am3d="http://schemas.microsoft.com/office/drawing/2017/model3d" xmlns:o="urn:schemas-microsoft-com:office:office" xmlns:oel="http://schemas.microsoft.com/office/2019/extlst" xmlns:r="http://schemas.openxmlformats.org/officeDocument/2006/relationships" xmlns:m="http://schemas.openxmlformats.org/officeDocument/2006/math" xmlns:v="urn:schemas-microsoft-com:vml" xmlns:wp14="http://schemas.microsoft.com/office/word/2010/wordprocessingDrawing" xmlns:wp="http://schemas.openxmlformats.org/drawingml/2006/wordprocessingDrawing" xmlns:w10="urn:schemas-microsoft-com:office:word" xmlns:w="http://schemas.openxmlformats.org/wordprocessingml/2006/main" xmlns:w14="http://schemas.microsoft.com/office/word/2010/wordml" xmlns:w15="http://schemas.microsoft.com/office/word/2012/wordml" xmlns:w16cex="http://schemas.microsoft.com/office/word/2018/wordml/cex" xmlns:w16cid="http://schemas.microsoft.com/office/word/2016/wordml/cid" xmlns:w16="http://schemas.microsoft.com/office/word/2018/wordml" xmlns:w16du="http://schemas.microsoft.com/office/word/2023/wordml/word16du" xmlns:w16sdtdh="http://schemas.microsoft.com/office/word/2020/wordml/sdtdatahash" xmlns:w16sdtfl="http://schemas.microsoft.com/office/word/2024/wordml/sdtformatlock" xmlns:w16se="http://schemas.microsoft.com/office/word/2015/wordml/symex" xmlns:wpg="http://schemas.microsoft.com/office/word/2010/wordprocessingGroup" xmlns:wpi="http://schemas.microsoft.com/office/word/2010/wordprocessingInk" xmlns:wne="http://schemas.microsoft.com/office/word/2006/wordml" xmlns:wps="http://schemas.microsoft.com/office/word/2010/wordprocessingShape" mc:Ignorable="w14 w15 w16se w16cid w16 w16cex w16sdtdh w16sdtfl w16du wp14">
   <w:p>
     <w:pPr>
       <w:pStyle w:val="Fuzeile"/>
@@ -79,7 +79,7 @@
 </file>
 
 <file path=word/footnotes.xml><?xml version="1.0" encoding="utf-8"?>
-<w:footnotes xmlns:wpc="http://schemas.microsoft.com/office/word/2010/wordprocessingCanvas" xmlns:mc="http://schemas.openxmlformats.org/markup-compatibility/2006" xmlns:o="urn:schemas-microsoft-com:office:office" xmlns:r="http://schemas.openxmlformats.org/officeDocument/2006/relationships" xmlns:m="http://schemas.openxmlformats.org/officeDocument/2006/math" xmlns:v="urn:schemas-microsoft-com:vml" xmlns:wp14="http://schemas.microsoft.com/office/word/2010/wordprocessingDrawing" xmlns:wp="http://schemas.openxmlformats.org/drawingml/2006/wordprocessingDrawing" xmlns:w10="urn:schemas-microsoft-com:office:word" xmlns:w="http://schemas.openxmlformats.org/wordprocessingml/2006/main" xmlns:w14="http://schemas.microsoft.com/office/word/2010/wordml" xmlns:wpg="http://schemas.microsoft.com/office/word/2010/wordprocessingGroup" xmlns:wpi="http://schemas.microsoft.com/office/word/2010/wordprocessingInk" xmlns:wne="http://schemas.microsoft.com/office/word/2006/wordml" xmlns:wps="http://schemas.microsoft.com/office/word/2010/wordprocessingShape" mc:Ignorable="w14 wp14">
+<w:footnotes xmlns:wpc="http://schemas.microsoft.com/office/word/2010/wordprocessingCanvas" xmlns:cx="http://schemas.microsoft.com/office/drawing/2014/chartex" xmlns:cx1="http://schemas.microsoft.com/office/drawing/2015/9/8/chartex" xmlns:cx2="http://schemas.microsoft.com/office/drawing/2015/10/21/chartex" xmlns:cx3="http://schemas.microsoft.com/office/drawing/2016/5/9/chartex" xmlns:cx4="http://schemas.microsoft.com/office/drawing/2016/5/10/chartex" xmlns:cx5="http://schemas.microsoft.com/office/drawing/2016/5/11/chartex" xmlns:cx6="http://schemas.microsoft.com/office/drawing/2016/5/12/chartex" xmlns:cx7="http://schemas.microsoft.com/office/drawing/2016/5/13/chartex" xmlns:cx8="http://schemas.microsoft.com/office/drawing/2016/5/14/chartex" xmlns:mc="http://schemas.openxmlformats.org/markup-compatibility/2006" xmlns:aink="http://schemas.microsoft.com/office/drawing/2016/ink" xmlns:am3d="http://schemas.microsoft.com/office/drawing/2017/model3d" xmlns:o="urn:schemas-microsoft-com:office:office" xmlns:oel="http://schemas.microsoft.com/office/2019/extlst" xmlns:r="http://schemas.openxmlformats.org/officeDocument/2006/relationships" xmlns:m="http://schemas.openxmlformats.org/officeDocument/2006/math" xmlns:v="urn:schemas-microsoft-com:vml" xmlns:wp14="http://schemas.microsoft.com/office/word/2010/wordprocessingDrawing" xmlns:wp="http://schemas.openxmlformats.org/drawingml/2006/wordprocessingDrawing" xmlns:w10="urn:schemas-microsoft-com:office:word" xmlns:w="http://schemas.openxmlformats.org/wordprocessingml/2006/main" xmlns:w14="http://schemas.microsoft.com/office/word/2010/wordml" xmlns:w15="http://schemas.microsoft.com/office/word/2012/wordml" xmlns:w16cex="http://schemas.microsoft.com/office/word/2018/wordml/cex" xmlns:w16cid="http://schemas.microsoft.com/office/word/2016/wordml/cid" xmlns:w16="http://schemas.microsoft.com/office/word/2018/wordml" xmlns:w16du="http://schemas.microsoft.com/office/word/2023/wordml/word16du" xmlns:w16sdtdh="http://schemas.microsoft.com/office/word/2020/wordml/sdtdatahash" xmlns:w16sdtfl="http://schemas.microsoft.com/office/word/2024/wordml/sdtformatlock" xmlns:w16se="http://schemas.microsoft.com/office/word/2015/wordml/symex" xmlns:wpg="http://schemas.microsoft.com/office/word/2010/wordprocessingGroup" xmlns:wpi="http://schemas.microsoft.com/office/word/2010/wordprocessingInk" xmlns:wne="http://schemas.microsoft.com/office/word/2006/wordml" xmlns:wps="http://schemas.microsoft.com/office/word/2010/wordprocessingShape" mc:Ignorable="w14 w15 w16se w16cid w16 w16cex w16sdtdh w16sdtfl w16du wp14">
   <w:footnote w:type="separator" w:id="-1">
     <w:p>
       <w:pPr>
@@ -104,7 +104,7 @@
 </file>
 
 <file path=word/header1.xml><?xml version="1.0" encoding="utf-8"?>
-<w:hdr xmlns:wpc="http://schemas.microsoft.com/office/word/2010/wordprocessingCanvas" xmlns:mc="http://schemas.openxmlformats.org/markup-compatibility/2006" xmlns:o="urn:schemas-microsoft-com:office:office" xmlns:r="http://schemas.openxmlformats.org/officeDocument/2006/relationships" xmlns:m="http://schemas.openxmlformats.org/officeDocument/2006/math" xmlns:v="urn:schemas-microsoft-com:vml" xmlns:wp14="http://schemas.microsoft.com/office/word/2010/wordprocessingDrawing" xmlns:wp="http://schemas.openxmlformats.org/drawingml/2006/wordprocessingDrawing" xmlns:w10="urn:schemas-microsoft-com:office:word" xmlns:w="http://schemas.openxmlformats.org/wordprocessingml/2006/main" xmlns:w14="http://schemas.microsoft.com/office/word/2010/wordml" xmlns:wpg="http://schemas.microsoft.com/office/word/2010/wordprocessingGroup" xmlns:wpi="http://schemas.microsoft.com/office/word/2010/wordprocessingInk" xmlns:wne="http://schemas.microsoft.com/office/word/2006/wordml" xmlns:wps="http://schemas.microsoft.com/office/word/2010/wordprocessingShape" mc:Ignorable="w14 wp14">
+<w:hdr xmlns:wpc="http://schemas.microsoft.com/office/word/2010/wordprocessingCanvas" xmlns:cx="http://schemas.microsoft.com/office/drawing/2014/chartex" xmlns:cx1="http://schemas.microsoft.com/office/drawing/2015/9/8/chartex" xmlns:cx2="http://schemas.microsoft.com/office/drawing/2015/10/21/chartex" xmlns:cx3="http://schemas.microsoft.com/office/drawing/2016/5/9/chartex" xmlns:cx4="http://schemas.microsoft.com/office/drawing/2016/5/10/chartex" xmlns:cx5="http://schemas.microsoft.com/office/drawing/2016/5/11/chartex" xmlns:cx6="http://schemas.microsoft.com/office/drawing/2016/5/12/chartex" xmlns:cx7="http://schemas.microsoft.com/office/drawing/2016/5/13/chartex" xmlns:cx8="http://schemas.microsoft.com/office/drawing/2016/5/14/chartex" xmlns:mc="http://schemas.openxmlformats.org/markup-compatibility/2006" xmlns:aink="http://schemas.microsoft.com/office/drawing/2016/ink" xmlns:am3d="http://schemas.microsoft.com/office/drawing/2017/model3d" xmlns:o="urn:schemas-microsoft-com:office:office" xmlns:oel="http://schemas.microsoft.com/office/2019/extlst" xmlns:r="http://schemas.openxmlformats.org/officeDocument/2006/relationships" xmlns:m="http://schemas.openxmlformats.org/officeDocument/2006/math" xmlns:v="urn:schemas-microsoft-com:vml" xmlns:wp14="http://schemas.microsoft.com/office/word/2010/wordprocessingDrawing" xmlns:wp="http://schemas.openxmlformats.org/drawingml/2006/wordprocessingDrawing" xmlns:w10="urn:schemas-microsoft-com:office:word" xmlns:w="http://schemas.openxmlformats.org/wordprocessingml/2006/main" xmlns:w14="http://schemas.microsoft.com/office/word/2010/wordml" xmlns:w15="http://schemas.microsoft.com/office/word/2012/wordml" xmlns:w16cex="http://schemas.microsoft.com/office/word/2018/wordml/cex" xmlns:w16cid="http://schemas.microsoft.com/office/word/2016/wordml/cid" xmlns:w16="http://schemas.microsoft.com/office/word/2018/wordml" xmlns:w16du="http://schemas.microsoft.com/office/word/2023/wordml/word16du" xmlns:w16sdtdh="http://schemas.microsoft.com/office/word/2020/wordml/sdtdatahash" xmlns:w16sdtfl="http://schemas.microsoft.com/office/word/2024/wordml/sdtformatlock" xmlns:w16se="http://schemas.microsoft.com/office/word/2015/wordml/symex" xmlns:wpg="http://schemas.microsoft.com/office/word/2010/wordprocessingGroup" xmlns:wpi="http://schemas.microsoft.com/office/word/2010/wordprocessingInk" xmlns:wne="http://schemas.microsoft.com/office/word/2006/wordml" xmlns:wps="http://schemas.microsoft.com/office/word/2010/wordprocessingShape" mc:Ignorable="w14 w15 w16se w16cid w16 w16cex w16sdtdh w16sdtfl w16du wp14">
   <w:p>
     <w:pPr>
       <w:pStyle w:val="Kopfzeile"/>
@@ -114,7 +114,7 @@
 </file>
 
 <file path=word/header2.xml><?xml version="1.0" encoding="utf-8"?>
-<w:hdr xmlns:wpc="http://schemas.microsoft.com/office/word/2010/wordprocessingCanvas" xmlns:mc="http://schemas.openxmlformats.org/markup-compatibility/2006" xmlns:o="urn:schemas-microsoft-com:office:office" xmlns:r="http://schemas.openxmlformats.org/officeDocument/2006/relationships" xmlns:m="http://schemas.openxmlformats.org/officeDocument/2006/math" xmlns:v="urn:schemas-microsoft-com:vml" xmlns:wp14="http://schemas.microsoft.com/office/word/2010/wordprocessingDrawing" xmlns:wp="http://schemas.openxmlformats.org/drawingml/2006/wordprocessingDrawing" xmlns:w10="urn:schemas-microsoft-com:office:word" xmlns:w="http://schemas.openxmlformats.org/wordprocessingml/2006/main" xmlns:w14="http://schemas.microsoft.com/office/word/2010/wordml" xmlns:wpg="http://schemas.microsoft.com/office/word/2010/wordprocessingGroup" xmlns:wpi="http://schemas.microsoft.com/office/word/2010/wordprocessingInk" xmlns:wne="http://schemas.microsoft.com/office/word/2006/wordml" xmlns:wps="http://schemas.microsoft.com/office/word/2010/wordprocessingShape" mc:Ignorable="w14 wp14">
+<w:hdr xmlns:wpc="http://schemas.microsoft.com/office/word/2010/wordprocessingCanvas" xmlns:cx="http://schemas.microsoft.com/office/drawing/2014/chartex" xmlns:cx1="http://schemas.microsoft.com/office/drawing/2015/9/8/chartex" xmlns:cx2="http://schemas.microsoft.com/office/drawing/2015/10/21/chartex" xmlns:cx3="http://schemas.microsoft.com/office/drawing/2016/5/9/chartex" xmlns:cx4="http://schemas.microsoft.com/office/drawing/2016/5/10/chartex" xmlns:cx5="http://schemas.microsoft.com/office/drawing/2016/5/11/chartex" xmlns:cx6="http://schemas.microsoft.com/office/drawing/2016/5/12/chartex" xmlns:cx7="http://schemas.microsoft.com/office/drawing/2016/5/13/chartex" xmlns:cx8="http://schemas.microsoft.com/office/drawing/2016/5/14/chartex" xmlns:mc="http://schemas.openxmlformats.org/markup-compatibility/2006" xmlns:aink="http://schemas.microsoft.com/office/drawing/2016/ink" xmlns:am3d="http://schemas.microsoft.com/office/drawing/2017/model3d" xmlns:o="urn:schemas-microsoft-com:office:office" xmlns:oel="http://schemas.microsoft.com/office/2019/extlst" xmlns:r="http://schemas.openxmlformats.org/officeDocument/2006/relationships" xmlns:m="http://schemas.openxmlformats.org/officeDocument/2006/math" xmlns:v="urn:schemas-microsoft-com:vml" xmlns:wp14="http://schemas.microsoft.com/office/word/2010/wordprocessingDrawing" xmlns:wp="http://schemas.openxmlformats.org/drawingml/2006/wordprocessingDrawing" xmlns:w10="urn:schemas-microsoft-com:office:word" xmlns:w="http://schemas.openxmlformats.org/wordprocessingml/2006/main" xmlns:w14="http://schemas.microsoft.com/office/word/2010/wordml" xmlns:w15="http://schemas.microsoft.com/office/word/2012/wordml" xmlns:w16cex="http://schemas.microsoft.com/office/word/2018/wordml/cex" xmlns:w16cid="http://schemas.microsoft.com/office/word/2016/wordml/cid" xmlns:w16="http://schemas.microsoft.com/office/word/2018/wordml" xmlns:w16du="http://schemas.microsoft.com/office/word/2023/wordml/word16du" xmlns:w16sdtdh="http://schemas.microsoft.com/office/word/2020/wordml/sdtdatahash" xmlns:w16sdtfl="http://schemas.microsoft.com/office/word/2024/wordml/sdtformatlock" xmlns:w16se="http://schemas.microsoft.com/office/word/2015/wordml/symex" xmlns:wpg="http://schemas.microsoft.com/office/word/2010/wordprocessingGroup" xmlns:wpi="http://schemas.microsoft.com/office/word/2010/wordprocessingInk" xmlns:wne="http://schemas.microsoft.com/office/word/2006/wordml" xmlns:wps="http://schemas.microsoft.com/office/word/2010/wordprocessingShape" mc:Ignorable="w14 w15 w16se w16cid w16 w16cex w16sdtdh w16sdtfl w16du wp14">
   <w:tbl>
     <w:tblPr>
       <w:tblStyle w:val="Tabellenraster"/>
@@ -152,9 +152,9 @@
               <w:lang w:val="en-US"/>
             </w:rPr>
             <w:drawing>
-              <wp:inline distT="0" distB="0" distL="0" distR="0" wp14:anchorId="2369C841" wp14:editId="332CD480">
-                <wp:extent cx="1466850" cy="398152"/>
-                <wp:effectExtent l="0" t="0" r="0" b="1905"/>
+              <wp:inline distT="0" distB="0" distL="0" distR="0" wp14:anchorId="2369C841" wp14:editId="2E6F9ACC">
+                <wp:extent cx="1469579" cy="394517"/>
+                <wp:effectExtent l="0" t="0" r="0" b="5715"/>
                 <wp:docPr id="64267191" name="Grafik 1"/>
                 <wp:cNvGraphicFramePr>
                   <a:graphicFrameLocks xmlns:a="http://schemas.openxmlformats.org/drawingml/2006/main" noChangeAspect="1"/>
@@ -163,7 +163,7 @@
                   <a:graphicData uri="http://schemas.openxmlformats.org/drawingml/2006/picture">
                     <pic:pic xmlns:pic="http://schemas.openxmlformats.org/drawingml/2006/picture">
                       <pic:nvPicPr>
-                        <pic:cNvPr id="0" name="Picture 1"/>
+                        <pic:cNvPr id="64267191" name="Grafik 1"/>
                         <pic:cNvPicPr>
                           <a:picLocks noChangeAspect="1" noChangeArrowheads="1"/>
                         </pic:cNvPicPr>
@@ -176,7 +176,6 @@
                             </a:ext>
                           </a:extLst>
                         </a:blip>
-                        <a:srcRect/>
                         <a:stretch>
                           <a:fillRect/>
                         </a:stretch>
@@ -184,7 +183,7 @@
                       <pic:spPr bwMode="auto">
                         <a:xfrm>
                           <a:off x="0" y="0"/>
-                          <a:ext cx="1469579" cy="398893"/>
+                          <a:ext cx="1469579" cy="394517"/>
                         </a:xfrm>
                         <a:prstGeom prst="rect">
                           <a:avLst/>
@@ -221,7 +220,16 @@
               <w:sz w:val="24"/>
               <w:szCs w:val="24"/>
             </w:rPr>
-            <w:t>Erich-Fried-Gesamtschule</w:t>
+            <w:t>Beispielschule</w:t>
+          </w:r>
+          <w:r>
+            <w:rPr>
+              <w:rFonts w:ascii="Calibri" w:hAnsi="Calibri"/>
+              <w:b/>
+              <w:sz w:val="24"/>
+              <w:szCs w:val="24"/>
+            </w:rPr>
+            <w:t xml:space="preserve"> -&gt; bitte ändern in:</w:t>
           </w:r>
         </w:p>
         <w:p>
@@ -233,35 +241,18 @@
           <w:r>
             <w:rPr>
               <w:rFonts w:ascii="Calibri" w:hAnsi="Calibri"/>
-            </w:rPr>
-            <w:t>Städtische Gesamtschule für die</w:t>
-          </w:r>
-          <w:r>
-            <w:rPr>
-              <w:rFonts w:ascii="Calibri" w:hAnsi="Calibri"/>
-            </w:rPr>
-            <w:t xml:space="preserve"> </w:t>
-          </w:r>
-          <w:r>
-            <w:rPr>
-              <w:rFonts w:ascii="Calibri" w:hAnsi="Calibri"/>
-            </w:rPr>
-            <w:t>Sekundarstufen I und II</w:t>
-          </w:r>
-        </w:p>
-        <w:p>
-          <w:pPr>
-            <w:rPr>
-              <w:rFonts w:ascii="Calibri" w:hAnsi="Calibri"/>
-            </w:rPr>
-          </w:pPr>
+              <w:sz w:val="18"/>
+              <w:szCs w:val="18"/>
+            </w:rPr>
+            <w:t xml:space="preserve">C:\ProgramData\C-Test-Auswertung\app\elternbrief\template.docx </w:t>
+          </w:r>
           <w:hyperlink r:id="rId2" w:history="1">
             <w:r>
               <w:rPr>
                 <w:rStyle w:val="Hyperlink"/>
                 <w:rFonts w:ascii="Calibri" w:hAnsi="Calibri"/>
               </w:rPr>
-              <w:t>www.erich-fried-gesamtschule.de</w:t>
+              <w:t>www.diesisteinbeispiel.de</w:t>
             </w:r>
           </w:hyperlink>
         </w:p>
@@ -275,13 +266,10 @@
             <w:rPr>
               <w:rFonts w:ascii="Calibri" w:hAnsi="Calibri"/>
             </w:rPr>
-            <w:t>Standort</w:t>
-          </w:r>
-          <w:r>
-            <w:rPr>
-              <w:rFonts w:ascii="Calibri" w:hAnsi="Calibri"/>
-            </w:rPr>
-            <w:t>:</w:t>
+            <w:t>B</w:t>
+          </w:r>
+          <w:r>
+            <w:t>eispielstraße</w:t>
           </w:r>
           <w:r>
             <w:rPr>
@@ -289,19 +277,20 @@
             </w:rPr>
             <w:t xml:space="preserve"> </w:t>
           </w:r>
-          <w:proofErr w:type="spellStart"/>
-          <w:r>
-            <w:rPr>
-              <w:rFonts w:ascii="Calibri" w:hAnsi="Calibri"/>
-            </w:rPr>
-            <w:t>Horststraße</w:t>
-          </w:r>
-          <w:proofErr w:type="spellEnd"/>
-          <w:r>
-            <w:rPr>
-              <w:rFonts w:ascii="Calibri" w:hAnsi="Calibri"/>
-            </w:rPr>
-            <w:t xml:space="preserve"> 14 </w:t>
+          <w:r>
+            <w:rPr>
+              <w:rFonts w:ascii="Calibri" w:hAnsi="Calibri"/>
+            </w:rPr>
+            <w:t>4</w:t>
+          </w:r>
+          <w:r>
+            <w:t>2</w:t>
+          </w:r>
+          <w:r>
+            <w:rPr>
+              <w:rFonts w:ascii="Calibri" w:hAnsi="Calibri"/>
+            </w:rPr>
+            <w:t xml:space="preserve"> </w:t>
           </w:r>
           <w:r>
             <w:rPr>
@@ -325,7 +314,37 @@
             <w:rPr>
               <w:rFonts w:ascii="Calibri" w:hAnsi="Calibri"/>
             </w:rPr>
-            <w:t xml:space="preserve"> 44625 Herne </w:t>
+            <w:t xml:space="preserve"> </w:t>
+          </w:r>
+          <w:r>
+            <w:rPr>
+              <w:rFonts w:ascii="Calibri" w:hAnsi="Calibri"/>
+            </w:rPr>
+            <w:t>0</w:t>
+          </w:r>
+          <w:r>
+            <w:t>12346</w:t>
+          </w:r>
+          <w:r>
+            <w:rPr>
+              <w:rFonts w:ascii="Calibri" w:hAnsi="Calibri"/>
+            </w:rPr>
+            <w:t xml:space="preserve"> </w:t>
+          </w:r>
+          <w:r>
+            <w:rPr>
+              <w:rFonts w:ascii="Calibri" w:hAnsi="Calibri"/>
+            </w:rPr>
+            <w:t>B</w:t>
+          </w:r>
+          <w:r>
+            <w:t>eispielhausen</w:t>
+          </w:r>
+          <w:r>
+            <w:rPr>
+              <w:rFonts w:ascii="Calibri" w:hAnsi="Calibri"/>
+            </w:rPr>
+            <w:t xml:space="preserve"> </w:t>
           </w:r>
           <w:r>
             <w:rPr>
@@ -351,8 +370,6 @@
             </w:rPr>
             <w:t xml:space="preserve"> </w:t>
           </w:r>
-          <w:bookmarkStart w:id="0" w:name="_GoBack"/>
-          <w:bookmarkEnd w:id="0"/>
         </w:p>
         <w:p>
           <w:r>
@@ -377,7 +394,31 @@
             <w:rPr>
               <w:rFonts w:ascii="Calibri" w:hAnsi="Calibri"/>
             </w:rPr>
-            <w:t xml:space="preserve"> (02325) 41582</w:t>
+            <w:t xml:space="preserve"> (</w:t>
+          </w:r>
+          <w:r>
+            <w:rPr>
+              <w:rFonts w:ascii="Calibri" w:hAnsi="Calibri"/>
+            </w:rPr>
+            <w:t>0</w:t>
+          </w:r>
+          <w:r>
+            <w:t>190</w:t>
+          </w:r>
+          <w:r>
+            <w:rPr>
+              <w:rFonts w:ascii="Calibri" w:hAnsi="Calibri"/>
+            </w:rPr>
+            <w:t xml:space="preserve">) </w:t>
+          </w:r>
+          <w:r>
+            <w:rPr>
+              <w:rFonts w:ascii="Calibri" w:hAnsi="Calibri"/>
+            </w:rPr>
+            <w:t>9</w:t>
+          </w:r>
+          <w:r>
+            <w:t>9999</w:t>
           </w:r>
           <w:r>
             <w:rPr>
@@ -391,7 +432,7 @@
                 <w:rStyle w:val="Hyperlink"/>
                 <w:rFonts w:ascii="Calibri" w:hAnsi="Calibri"/>
               </w:rPr>
-              <w:t>efg-dep@efg-herne.de</w:t>
+              <w:t>email@beispiel.de</w:t>
             </w:r>
           </w:hyperlink>
           <w:r>
@@ -413,7 +454,7 @@
 </file>
 
 <file path=word/header3.xml><?xml version="1.0" encoding="utf-8"?>
-<w:hdr xmlns:wpc="http://schemas.microsoft.com/office/word/2010/wordprocessingCanvas" xmlns:mc="http://schemas.openxmlformats.org/markup-compatibility/2006" xmlns:o="urn:schemas-microsoft-com:office:office" xmlns:r="http://schemas.openxmlformats.org/officeDocument/2006/relationships" xmlns:m="http://schemas.openxmlformats.org/officeDocument/2006/math" xmlns:v="urn:schemas-microsoft-com:vml" xmlns:wp14="http://schemas.microsoft.com/office/word/2010/wordprocessingDrawing" xmlns:wp="http://schemas.openxmlformats.org/drawingml/2006/wordprocessingDrawing" xmlns:w10="urn:schemas-microsoft-com:office:word" xmlns:w="http://schemas.openxmlformats.org/wordprocessingml/2006/main" xmlns:w14="http://schemas.microsoft.com/office/word/2010/wordml" xmlns:wpg="http://schemas.microsoft.com/office/word/2010/wordprocessingGroup" xmlns:wpi="http://schemas.microsoft.com/office/word/2010/wordprocessingInk" xmlns:wne="http://schemas.microsoft.com/office/word/2006/wordml" xmlns:wps="http://schemas.microsoft.com/office/word/2010/wordprocessingShape" mc:Ignorable="w14 wp14">
+<w:hdr xmlns:wpc="http://schemas.microsoft.com/office/word/2010/wordprocessingCanvas" xmlns:cx="http://schemas.microsoft.com/office/drawing/2014/chartex" xmlns:cx1="http://schemas.microsoft.com/office/drawing/2015/9/8/chartex" xmlns:cx2="http://schemas.microsoft.com/office/drawing/2015/10/21/chartex" xmlns:cx3="http://schemas.microsoft.com/office/drawing/2016/5/9/chartex" xmlns:cx4="http://schemas.microsoft.com/office/drawing/2016/5/10/chartex" xmlns:cx5="http://schemas.microsoft.com/office/drawing/2016/5/11/chartex" xmlns:cx6="http://schemas.microsoft.com/office/drawing/2016/5/12/chartex" xmlns:cx7="http://schemas.microsoft.com/office/drawing/2016/5/13/chartex" xmlns:cx8="http://schemas.microsoft.com/office/drawing/2016/5/14/chartex" xmlns:mc="http://schemas.openxmlformats.org/markup-compatibility/2006" xmlns:aink="http://schemas.microsoft.com/office/drawing/2016/ink" xmlns:am3d="http://schemas.microsoft.com/office/drawing/2017/model3d" xmlns:o="urn:schemas-microsoft-com:office:office" xmlns:oel="http://schemas.microsoft.com/office/2019/extlst" xmlns:r="http://schemas.openxmlformats.org/officeDocument/2006/relationships" xmlns:m="http://schemas.openxmlformats.org/officeDocument/2006/math" xmlns:v="urn:schemas-microsoft-com:vml" xmlns:wp14="http://schemas.microsoft.com/office/word/2010/wordprocessingDrawing" xmlns:wp="http://schemas.openxmlformats.org/drawingml/2006/wordprocessingDrawing" xmlns:w10="urn:schemas-microsoft-com:office:word" xmlns:w="http://schemas.openxmlformats.org/wordprocessingml/2006/main" xmlns:w14="http://schemas.microsoft.com/office/word/2010/wordml" xmlns:w15="http://schemas.microsoft.com/office/word/2012/wordml" xmlns:w16cex="http://schemas.microsoft.com/office/word/2018/wordml/cex" xmlns:w16cid="http://schemas.microsoft.com/office/word/2016/wordml/cid" xmlns:w16="http://schemas.microsoft.com/office/word/2018/wordml" xmlns:w16du="http://schemas.microsoft.com/office/word/2023/wordml/word16du" xmlns:w16sdtdh="http://schemas.microsoft.com/office/word/2020/wordml/sdtdatahash" xmlns:w16sdtfl="http://schemas.microsoft.com/office/word/2024/wordml/sdtformatlock" xmlns:w16se="http://schemas.microsoft.com/office/word/2015/wordml/symex" xmlns:wpg="http://schemas.microsoft.com/office/word/2010/wordprocessingGroup" xmlns:wpi="http://schemas.microsoft.com/office/word/2010/wordprocessingInk" xmlns:wne="http://schemas.microsoft.com/office/word/2006/wordml" xmlns:wps="http://schemas.microsoft.com/office/word/2010/wordprocessingShape" mc:Ignorable="w14 w15 w16se w16cid w16 w16cex w16sdtdh w16sdtfl w16du wp14">
   <w:p>
     <w:pPr>
       <w:pStyle w:val="Kopfzeile"/>
@@ -423,7 +464,7 @@
 </file>
 
 <file path=word/styles.xml><?xml version="1.0" encoding="utf-8"?>
-<w:styles xmlns:mc="http://schemas.openxmlformats.org/markup-compatibility/2006" xmlns:r="http://schemas.openxmlformats.org/officeDocument/2006/relationships" xmlns:w="http://schemas.openxmlformats.org/wordprocessingml/2006/main" xmlns:w14="http://schemas.microsoft.com/office/word/2010/wordml" mc:Ignorable="w14">
+<w:styles xmlns:mc="http://schemas.openxmlformats.org/markup-compatibility/2006" xmlns:r="http://schemas.openxmlformats.org/officeDocument/2006/relationships" xmlns:w="http://schemas.openxmlformats.org/wordprocessingml/2006/main" xmlns:w14="http://schemas.microsoft.com/office/word/2010/wordml" xmlns:w15="http://schemas.microsoft.com/office/word/2012/wordml" xmlns:w16cex="http://schemas.microsoft.com/office/word/2018/wordml/cex" xmlns:w16cid="http://schemas.microsoft.com/office/word/2016/wordml/cid" xmlns:w16="http://schemas.microsoft.com/office/word/2018/wordml" xmlns:w16du="http://schemas.microsoft.com/office/word/2023/wordml/word16du" xmlns:w16sdtdh="http://schemas.microsoft.com/office/word/2020/wordml/sdtdatahash" xmlns:w16sdtfl="http://schemas.microsoft.com/office/word/2024/wordml/sdtformatlock" xmlns:w16se="http://schemas.microsoft.com/office/word/2015/wordml/symex" mc:Ignorable="w14 w15 w16se w16cid w16 w16cex w16sdtdh w16sdtfl w16du">
   <w:docDefaults>
     <w:rPrDefault>
       <w:rPr>
@@ -441,145 +482,383 @@
       </w:pPr>
     </w:pPrDefault>
   </w:docDefaults>
-  <w:latentStyles w:defLockedState="0" w:defUIPriority="99" w:defSemiHidden="1" w:defUnhideWhenUsed="1" w:defQFormat="0" w:count="267">
-    <w:lsdException w:name="Normal" w:semiHidden="0" w:uiPriority="0" w:unhideWhenUsed="0" w:qFormat="1"/>
-    <w:lsdException w:name="heading 1" w:semiHidden="0" w:uiPriority="9" w:unhideWhenUsed="0" w:qFormat="1"/>
-    <w:lsdException w:name="heading 2" w:uiPriority="9" w:qFormat="1"/>
-    <w:lsdException w:name="heading 3" w:uiPriority="9" w:qFormat="1"/>
-    <w:lsdException w:name="heading 4" w:uiPriority="9" w:qFormat="1"/>
-    <w:lsdException w:name="heading 5" w:uiPriority="9" w:qFormat="1"/>
-    <w:lsdException w:name="heading 6" w:uiPriority="9" w:qFormat="1"/>
-    <w:lsdException w:name="heading 7" w:uiPriority="9" w:qFormat="1"/>
-    <w:lsdException w:name="heading 8" w:uiPriority="9" w:qFormat="1"/>
-    <w:lsdException w:name="heading 9" w:uiPriority="9" w:qFormat="1"/>
-    <w:lsdException w:name="toc 1" w:uiPriority="39"/>
-    <w:lsdException w:name="toc 2" w:uiPriority="39"/>
-    <w:lsdException w:name="toc 3" w:uiPriority="39"/>
-    <w:lsdException w:name="toc 4" w:uiPriority="39"/>
-    <w:lsdException w:name="toc 5" w:uiPriority="39"/>
-    <w:lsdException w:name="toc 6" w:uiPriority="39"/>
-    <w:lsdException w:name="toc 7" w:uiPriority="39"/>
-    <w:lsdException w:name="toc 8" w:uiPriority="39"/>
-    <w:lsdException w:name="toc 9" w:uiPriority="39"/>
-    <w:lsdException w:name="caption" w:uiPriority="35" w:qFormat="1"/>
-    <w:lsdException w:name="Title" w:semiHidden="0" w:uiPriority="10" w:unhideWhenUsed="0" w:qFormat="1"/>
-    <w:lsdException w:name="Default Paragraph Font" w:uiPriority="1"/>
-    <w:lsdException w:name="Subtitle" w:semiHidden="0" w:uiPriority="11" w:unhideWhenUsed="0" w:qFormat="1"/>
-    <w:lsdException w:name="Hyperlink" w:uiPriority="0"/>
-    <w:lsdException w:name="Strong" w:semiHidden="0" w:uiPriority="22" w:unhideWhenUsed="0" w:qFormat="1"/>
-    <w:lsdException w:name="Emphasis" w:semiHidden="0" w:uiPriority="20" w:unhideWhenUsed="0" w:qFormat="1"/>
-    <w:lsdException w:name="Table Grid" w:semiHidden="0" w:uiPriority="39" w:unhideWhenUsed="0"/>
-    <w:lsdException w:name="Placeholder Text" w:unhideWhenUsed="0"/>
-    <w:lsdException w:name="No Spacing" w:semiHidden="0" w:uiPriority="1" w:unhideWhenUsed="0" w:qFormat="1"/>
-    <w:lsdException w:name="Light Shading" w:semiHidden="0" w:uiPriority="60" w:unhideWhenUsed="0"/>
-    <w:lsdException w:name="Light List" w:semiHidden="0" w:uiPriority="61" w:unhideWhenUsed="0"/>
-    <w:lsdException w:name="Light Grid" w:semiHidden="0" w:uiPriority="62" w:unhideWhenUsed="0"/>
-    <w:lsdException w:name="Medium Shading 1" w:semiHidden="0" w:uiPriority="63" w:unhideWhenUsed="0"/>
-    <w:lsdException w:name="Medium Shading 2" w:semiHidden="0" w:uiPriority="64" w:unhideWhenUsed="0"/>
-    <w:lsdException w:name="Medium List 1" w:semiHidden="0" w:uiPriority="65" w:unhideWhenUsed="0"/>
-    <w:lsdException w:name="Medium List 2" w:semiHidden="0" w:uiPriority="66" w:unhideWhenUsed="0"/>
-    <w:lsdException w:name="Medium Grid 1" w:semiHidden="0" w:uiPriority="67" w:unhideWhenUsed="0"/>
-    <w:lsdException w:name="Medium Grid 2" w:semiHidden="0" w:uiPriority="68" w:unhideWhenUsed="0"/>
-    <w:lsdException w:name="Medium Grid 3" w:semiHidden="0" w:uiPriority="69" w:unhideWhenUsed="0"/>
-    <w:lsdException w:name="Dark List" w:semiHidden="0" w:uiPriority="70" w:unhideWhenUsed="0"/>
-    <w:lsdException w:name="Colorful Shading" w:semiHidden="0" w:uiPriority="71" w:unhideWhenUsed="0"/>
-    <w:lsdException w:name="Colorful List" w:semiHidden="0" w:uiPriority="72" w:unhideWhenUsed="0"/>
-    <w:lsdException w:name="Colorful Grid" w:semiHidden="0" w:uiPriority="73" w:unhideWhenUsed="0"/>
-    <w:lsdException w:name="Light Shading Accent 1" w:semiHidden="0" w:uiPriority="60" w:unhideWhenUsed="0"/>
-    <w:lsdException w:name="Light List Accent 1" w:semiHidden="0" w:uiPriority="61" w:unhideWhenUsed="0"/>
-    <w:lsdException w:name="Light Grid Accent 1" w:semiHidden="0" w:uiPriority="62" w:unhideWhenUsed="0"/>
-    <w:lsdException w:name="Medium Shading 1 Accent 1" w:semiHidden="0" w:uiPriority="63" w:unhideWhenUsed="0"/>
-    <w:lsdException w:name="Medium Shading 2 Accent 1" w:semiHidden="0" w:uiPriority="64" w:unhideWhenUsed="0"/>
-    <w:lsdException w:name="Medium List 1 Accent 1" w:semiHidden="0" w:uiPriority="65" w:unhideWhenUsed="0"/>
-    <w:lsdException w:name="Revision" w:unhideWhenUsed="0"/>
-    <w:lsdException w:name="List Paragraph" w:semiHidden="0" w:uiPriority="34" w:unhideWhenUsed="0" w:qFormat="1"/>
-    <w:lsdException w:name="Quote" w:semiHidden="0" w:uiPriority="29" w:unhideWhenUsed="0" w:qFormat="1"/>
-    <w:lsdException w:name="Intense Quote" w:semiHidden="0" w:uiPriority="30" w:unhideWhenUsed="0" w:qFormat="1"/>
-    <w:lsdException w:name="Medium List 2 Accent 1" w:semiHidden="0" w:uiPriority="66" w:unhideWhenUsed="0"/>
-    <w:lsdException w:name="Medium Grid 1 Accent 1" w:semiHidden="0" w:uiPriority="67" w:unhideWhenUsed="0"/>
-    <w:lsdException w:name="Medium Grid 2 Accent 1" w:semiHidden="0" w:uiPriority="68" w:unhideWhenUsed="0"/>
-    <w:lsdException w:name="Medium Grid 3 Accent 1" w:semiHidden="0" w:uiPriority="69" w:unhideWhenUsed="0"/>
-    <w:lsdException w:name="Dark List Accent 1" w:semiHidden="0" w:uiPriority="70" w:unhideWhenUsed="0"/>
-    <w:lsdException w:name="Colorful Shading Accent 1" w:semiHidden="0" w:uiPriority="71" w:unhideWhenUsed="0"/>
-    <w:lsdException w:name="Colorful List Accent 1" w:semiHidden="0" w:uiPriority="72" w:unhideWhenUsed="0"/>
-    <w:lsdException w:name="Colorful Grid Accent 1" w:semiHidden="0" w:uiPriority="73" w:unhideWhenUsed="0"/>
-    <w:lsdException w:name="Light Shading Accent 2" w:semiHidden="0" w:uiPriority="60" w:unhideWhenUsed="0"/>
-    <w:lsdException w:name="Light List Accent 2" w:semiHidden="0" w:uiPriority="61" w:unhideWhenUsed="0"/>
-    <w:lsdException w:name="Light Grid Accent 2" w:semiHidden="0" w:uiPriority="62" w:unhideWhenUsed="0"/>
-    <w:lsdException w:name="Medium Shading 1 Accent 2" w:semiHidden="0" w:uiPriority="63" w:unhideWhenUsed="0"/>
-    <w:lsdException w:name="Medium Shading 2 Accent 2" w:semiHidden="0" w:uiPriority="64" w:unhideWhenUsed="0"/>
-    <w:lsdException w:name="Medium List 1 Accent 2" w:semiHidden="0" w:uiPriority="65" w:unhideWhenUsed="0"/>
-    <w:lsdException w:name="Medium List 2 Accent 2" w:semiHidden="0" w:uiPriority="66" w:unhideWhenUsed="0"/>
-    <w:lsdException w:name="Medium Grid 1 Accent 2" w:semiHidden="0" w:uiPriority="67" w:unhideWhenUsed="0"/>
-    <w:lsdException w:name="Medium Grid 2 Accent 2" w:semiHidden="0" w:uiPriority="68" w:unhideWhenUsed="0"/>
-    <w:lsdException w:name="Medium Grid 3 Accent 2" w:semiHidden="0" w:uiPriority="69" w:unhideWhenUsed="0"/>
-    <w:lsdException w:name="Dark List Accent 2" w:semiHidden="0" w:uiPriority="70" w:unhideWhenUsed="0"/>
-    <w:lsdException w:name="Colorful Shading Accent 2" w:semiHidden="0" w:uiPriority="71" w:unhideWhenUsed="0"/>
-    <w:lsdException w:name="Colorful List Accent 2" w:semiHidden="0" w:uiPriority="72" w:unhideWhenUsed="0"/>
-    <w:lsdException w:name="Colorful Grid Accent 2" w:semiHidden="0" w:uiPriority="73" w:unhideWhenUsed="0"/>
-    <w:lsdException w:name="Light Shading Accent 3" w:semiHidden="0" w:uiPriority="60" w:unhideWhenUsed="0"/>
-    <w:lsdException w:name="Light List Accent 3" w:semiHidden="0" w:uiPriority="61" w:unhideWhenUsed="0"/>
-    <w:lsdException w:name="Light Grid Accent 3" w:semiHidden="0" w:uiPriority="62" w:unhideWhenUsed="0"/>
-    <w:lsdException w:name="Medium Shading 1 Accent 3" w:semiHidden="0" w:uiPriority="63" w:unhideWhenUsed="0"/>
-    <w:lsdException w:name="Medium Shading 2 Accent 3" w:semiHidden="0" w:uiPriority="64" w:unhideWhenUsed="0"/>
-    <w:lsdException w:name="Medium List 1 Accent 3" w:semiHidden="0" w:uiPriority="65" w:unhideWhenUsed="0"/>
-    <w:lsdException w:name="Medium List 2 Accent 3" w:semiHidden="0" w:uiPriority="66" w:unhideWhenUsed="0"/>
-    <w:lsdException w:name="Medium Grid 1 Accent 3" w:semiHidden="0" w:uiPriority="67" w:unhideWhenUsed="0"/>
-    <w:lsdException w:name="Medium Grid 2 Accent 3" w:semiHidden="0" w:uiPriority="68" w:unhideWhenUsed="0"/>
-    <w:lsdException w:name="Medium Grid 3 Accent 3" w:semiHidden="0" w:uiPriority="69" w:unhideWhenUsed="0"/>
-    <w:lsdException w:name="Dark List Accent 3" w:semiHidden="0" w:uiPriority="70" w:unhideWhenUsed="0"/>
-    <w:lsdException w:name="Colorful Shading Accent 3" w:semiHidden="0" w:uiPriority="71" w:unhideWhenUsed="0"/>
-    <w:lsdException w:name="Colorful List Accent 3" w:semiHidden="0" w:uiPriority="72" w:unhideWhenUsed="0"/>
-    <w:lsdException w:name="Colorful Grid Accent 3" w:semiHidden="0" w:uiPriority="73" w:unhideWhenUsed="0"/>
-    <w:lsdException w:name="Light Shading Accent 4" w:semiHidden="0" w:uiPriority="60" w:unhideWhenUsed="0"/>
-    <w:lsdException w:name="Light List Accent 4" w:semiHidden="0" w:uiPriority="61" w:unhideWhenUsed="0"/>
-    <w:lsdException w:name="Light Grid Accent 4" w:semiHidden="0" w:uiPriority="62" w:unhideWhenUsed="0"/>
-    <w:lsdException w:name="Medium Shading 1 Accent 4" w:semiHidden="0" w:uiPriority="63" w:unhideWhenUsed="0"/>
-    <w:lsdException w:name="Medium Shading 2 Accent 4" w:semiHidden="0" w:uiPriority="64" w:unhideWhenUsed="0"/>
-    <w:lsdException w:name="Medium List 1 Accent 4" w:semiHidden="0" w:uiPriority="65" w:unhideWhenUsed="0"/>
-    <w:lsdException w:name="Medium List 2 Accent 4" w:semiHidden="0" w:uiPriority="66" w:unhideWhenUsed="0"/>
-    <w:lsdException w:name="Medium Grid 1 Accent 4" w:semiHidden="0" w:uiPriority="67" w:unhideWhenUsed="0"/>
-    <w:lsdException w:name="Medium Grid 2 Accent 4" w:semiHidden="0" w:uiPriority="68" w:unhideWhenUsed="0"/>
-    <w:lsdException w:name="Medium Grid 3 Accent 4" w:semiHidden="0" w:uiPriority="69" w:unhideWhenUsed="0"/>
-    <w:lsdException w:name="Dark List Accent 4" w:semiHidden="0" w:uiPriority="70" w:unhideWhenUsed="0"/>
-    <w:lsdException w:name="Colorful Shading Accent 4" w:semiHidden="0" w:uiPriority="71" w:unhideWhenUsed="0"/>
-    <w:lsdException w:name="Colorful List Accent 4" w:semiHidden="0" w:uiPriority="72" w:unhideWhenUsed="0"/>
-    <w:lsdException w:name="Colorful Grid Accent 4" w:semiHidden="0" w:uiPriority="73" w:unhideWhenUsed="0"/>
-    <w:lsdException w:name="Light Shading Accent 5" w:semiHidden="0" w:uiPriority="60" w:unhideWhenUsed="0"/>
-    <w:lsdException w:name="Light List Accent 5" w:semiHidden="0" w:uiPriority="61" w:unhideWhenUsed="0"/>
-    <w:lsdException w:name="Light Grid Accent 5" w:semiHidden="0" w:uiPriority="62" w:unhideWhenUsed="0"/>
-    <w:lsdException w:name="Medium Shading 1 Accent 5" w:semiHidden="0" w:uiPriority="63" w:unhideWhenUsed="0"/>
-    <w:lsdException w:name="Medium Shading 2 Accent 5" w:semiHidden="0" w:uiPriority="64" w:unhideWhenUsed="0"/>
-    <w:lsdException w:name="Medium List 1 Accent 5" w:semiHidden="0" w:uiPriority="65" w:unhideWhenUsed="0"/>
-    <w:lsdException w:name="Medium List 2 Accent 5" w:semiHidden="0" w:uiPriority="66" w:unhideWhenUsed="0"/>
-    <w:lsdException w:name="Medium Grid 1 Accent 5" w:semiHidden="0" w:uiPriority="67" w:unhideWhenUsed="0"/>
-    <w:lsdException w:name="Medium Grid 2 Accent 5" w:semiHidden="0" w:uiPriority="68" w:unhideWhenUsed="0"/>
-    <w:lsdException w:name="Medium Grid 3 Accent 5" w:semiHidden="0" w:uiPriority="69" w:unhideWhenUsed="0"/>
-    <w:lsdException w:name="Dark List Accent 5" w:semiHidden="0" w:uiPriority="70" w:unhideWhenUsed="0"/>
-    <w:lsdException w:name="Colorful Shading Accent 5" w:semiHidden="0" w:uiPriority="71" w:unhideWhenUsed="0"/>
-    <w:lsdException w:name="Colorful List Accent 5" w:semiHidden="0" w:uiPriority="72" w:unhideWhenUsed="0"/>
-    <w:lsdException w:name="Colorful Grid Accent 5" w:semiHidden="0" w:uiPriority="73" w:unhideWhenUsed="0"/>
-    <w:lsdException w:name="Light Shading Accent 6" w:semiHidden="0" w:uiPriority="60" w:unhideWhenUsed="0"/>
-    <w:lsdException w:name="Light List Accent 6" w:semiHidden="0" w:uiPriority="61" w:unhideWhenUsed="0"/>
-    <w:lsdException w:name="Light Grid Accent 6" w:semiHidden="0" w:uiPriority="62" w:unhideWhenUsed="0"/>
-    <w:lsdException w:name="Medium Shading 1 Accent 6" w:semiHidden="0" w:uiPriority="63" w:unhideWhenUsed="0"/>
-    <w:lsdException w:name="Medium Shading 2 Accent 6" w:semiHidden="0" w:uiPriority="64" w:unhideWhenUsed="0"/>
-    <w:lsdException w:name="Medium List 1 Accent 6" w:semiHidden="0" w:uiPriority="65" w:unhideWhenUsed="0"/>
-    <w:lsdException w:name="Medium List 2 Accent 6" w:semiHidden="0" w:uiPriority="66" w:unhideWhenUsed="0"/>
-    <w:lsdException w:name="Medium Grid 1 Accent 6" w:semiHidden="0" w:uiPriority="67" w:unhideWhenUsed="0"/>
-    <w:lsdException w:name="Medium Grid 2 Accent 6" w:semiHidden="0" w:uiPriority="68" w:unhideWhenUsed="0"/>
-    <w:lsdException w:name="Medium Grid 3 Accent 6" w:semiHidden="0" w:uiPriority="69" w:unhideWhenUsed="0"/>
-    <w:lsdException w:name="Dark List Accent 6" w:semiHidden="0" w:uiPriority="70" w:unhideWhenUsed="0"/>
-    <w:lsdException w:name="Colorful Shading Accent 6" w:semiHidden="0" w:uiPriority="71" w:unhideWhenUsed="0"/>
-    <w:lsdException w:name="Colorful List Accent 6" w:semiHidden="0" w:uiPriority="72" w:unhideWhenUsed="0"/>
-    <w:lsdException w:name="Colorful Grid Accent 6" w:semiHidden="0" w:uiPriority="73" w:unhideWhenUsed="0"/>
-    <w:lsdException w:name="Subtle Emphasis" w:semiHidden="0" w:uiPriority="19" w:unhideWhenUsed="0" w:qFormat="1"/>
-    <w:lsdException w:name="Intense Emphasis" w:semiHidden="0" w:uiPriority="21" w:unhideWhenUsed="0" w:qFormat="1"/>
-    <w:lsdException w:name="Subtle Reference" w:semiHidden="0" w:uiPriority="31" w:unhideWhenUsed="0" w:qFormat="1"/>
-    <w:lsdException w:name="Intense Reference" w:semiHidden="0" w:uiPriority="32" w:unhideWhenUsed="0" w:qFormat="1"/>
-    <w:lsdException w:name="Book Title" w:semiHidden="0" w:uiPriority="33" w:unhideWhenUsed="0" w:qFormat="1"/>
-    <w:lsdException w:name="Bibliography" w:uiPriority="37"/>
-    <w:lsdException w:name="TOC Heading" w:uiPriority="39" w:qFormat="1"/>
+  <w:latentStyles w:defLockedState="0" w:defUIPriority="99" w:defSemiHidden="0" w:defUnhideWhenUsed="0" w:defQFormat="0" w:count="376">
+    <w:lsdException w:name="Normal" w:uiPriority="0" w:qFormat="1"/>
+    <w:lsdException w:name="heading 1" w:uiPriority="9" w:qFormat="1"/>
+    <w:lsdException w:name="heading 2" w:semiHidden="1" w:uiPriority="9" w:unhideWhenUsed="1" w:qFormat="1"/>
+    <w:lsdException w:name="heading 3" w:semiHidden="1" w:uiPriority="9" w:unhideWhenUsed="1" w:qFormat="1"/>
+    <w:lsdException w:name="heading 4" w:semiHidden="1" w:uiPriority="9" w:unhideWhenUsed="1" w:qFormat="1"/>
+    <w:lsdException w:name="heading 5" w:semiHidden="1" w:uiPriority="9" w:unhideWhenUsed="1" w:qFormat="1"/>
+    <w:lsdException w:name="heading 6" w:semiHidden="1" w:uiPriority="9" w:unhideWhenUsed="1" w:qFormat="1"/>
+    <w:lsdException w:name="heading 7" w:semiHidden="1" w:uiPriority="9" w:unhideWhenUsed="1" w:qFormat="1"/>
+    <w:lsdException w:name="heading 8" w:semiHidden="1" w:uiPriority="9" w:unhideWhenUsed="1" w:qFormat="1"/>
+    <w:lsdException w:name="heading 9" w:semiHidden="1" w:uiPriority="9" w:unhideWhenUsed="1" w:qFormat="1"/>
+    <w:lsdException w:name="index 1" w:semiHidden="1" w:unhideWhenUsed="1"/>
+    <w:lsdException w:name="index 2" w:semiHidden="1" w:unhideWhenUsed="1"/>
+    <w:lsdException w:name="index 3" w:semiHidden="1" w:unhideWhenUsed="1"/>
+    <w:lsdException w:name="index 4" w:semiHidden="1" w:unhideWhenUsed="1"/>
+    <w:lsdException w:name="index 5" w:semiHidden="1" w:unhideWhenUsed="1"/>
+    <w:lsdException w:name="index 6" w:semiHidden="1" w:unhideWhenUsed="1"/>
+    <w:lsdException w:name="index 7" w:semiHidden="1" w:unhideWhenUsed="1"/>
+    <w:lsdException w:name="index 8" w:semiHidden="1" w:unhideWhenUsed="1"/>
+    <w:lsdException w:name="index 9" w:semiHidden="1" w:unhideWhenUsed="1"/>
+    <w:lsdException w:name="toc 1" w:semiHidden="1" w:uiPriority="39" w:unhideWhenUsed="1"/>
+    <w:lsdException w:name="toc 2" w:semiHidden="1" w:uiPriority="39" w:unhideWhenUsed="1"/>
+    <w:lsdException w:name="toc 3" w:semiHidden="1" w:uiPriority="39" w:unhideWhenUsed="1"/>
+    <w:lsdException w:name="toc 4" w:semiHidden="1" w:uiPriority="39" w:unhideWhenUsed="1"/>
+    <w:lsdException w:name="toc 5" w:semiHidden="1" w:uiPriority="39" w:unhideWhenUsed="1"/>
+    <w:lsdException w:name="toc 6" w:semiHidden="1" w:uiPriority="39" w:unhideWhenUsed="1"/>
+    <w:lsdException w:name="toc 7" w:semiHidden="1" w:uiPriority="39" w:unhideWhenUsed="1"/>
+    <w:lsdException w:name="toc 8" w:semiHidden="1" w:uiPriority="39" w:unhideWhenUsed="1"/>
+    <w:lsdException w:name="toc 9" w:semiHidden="1" w:uiPriority="39" w:unhideWhenUsed="1"/>
+    <w:lsdException w:name="Normal Indent" w:semiHidden="1" w:unhideWhenUsed="1"/>
+    <w:lsdException w:name="footnote text" w:semiHidden="1" w:unhideWhenUsed="1"/>
+    <w:lsdException w:name="annotation text" w:semiHidden="1" w:unhideWhenUsed="1"/>
+    <w:lsdException w:name="header" w:semiHidden="1" w:unhideWhenUsed="1"/>
+    <w:lsdException w:name="footer" w:semiHidden="1" w:unhideWhenUsed="1"/>
+    <w:lsdException w:name="index heading" w:semiHidden="1" w:unhideWhenUsed="1"/>
+    <w:lsdException w:name="caption" w:semiHidden="1" w:uiPriority="35" w:unhideWhenUsed="1" w:qFormat="1"/>
+    <w:lsdException w:name="table of figures" w:semiHidden="1" w:unhideWhenUsed="1"/>
+    <w:lsdException w:name="envelope address" w:semiHidden="1" w:unhideWhenUsed="1"/>
+    <w:lsdException w:name="envelope return" w:semiHidden="1" w:unhideWhenUsed="1"/>
+    <w:lsdException w:name="footnote reference" w:semiHidden="1" w:unhideWhenUsed="1"/>
+    <w:lsdException w:name="annotation reference" w:semiHidden="1" w:unhideWhenUsed="1"/>
+    <w:lsdException w:name="line number" w:semiHidden="1" w:unhideWhenUsed="1"/>
+    <w:lsdException w:name="page number" w:semiHidden="1" w:unhideWhenUsed="1"/>
+    <w:lsdException w:name="endnote reference" w:semiHidden="1" w:unhideWhenUsed="1"/>
+    <w:lsdException w:name="endnote text" w:semiHidden="1" w:unhideWhenUsed="1"/>
+    <w:lsdException w:name="table of authorities" w:semiHidden="1" w:unhideWhenUsed="1"/>
+    <w:lsdException w:name="macro" w:semiHidden="1" w:unhideWhenUsed="1"/>
+    <w:lsdException w:name="toa heading" w:semiHidden="1" w:unhideWhenUsed="1"/>
+    <w:lsdException w:name="List" w:semiHidden="1" w:unhideWhenUsed="1"/>
+    <w:lsdException w:name="List Bullet" w:semiHidden="1" w:unhideWhenUsed="1"/>
+    <w:lsdException w:name="List Number" w:semiHidden="1" w:unhideWhenUsed="1"/>
+    <w:lsdException w:name="List 2" w:semiHidden="1" w:unhideWhenUsed="1"/>
+    <w:lsdException w:name="List 3" w:semiHidden="1" w:unhideWhenUsed="1"/>
+    <w:lsdException w:name="List 4" w:semiHidden="1" w:unhideWhenUsed="1"/>
+    <w:lsdException w:name="List 5" w:semiHidden="1" w:unhideWhenUsed="1"/>
+    <w:lsdException w:name="List Bullet 2" w:semiHidden="1" w:unhideWhenUsed="1"/>
+    <w:lsdException w:name="List Bullet 3" w:semiHidden="1" w:unhideWhenUsed="1"/>
+    <w:lsdException w:name="List Bullet 4" w:semiHidden="1" w:unhideWhenUsed="1"/>
+    <w:lsdException w:name="List Bullet 5" w:semiHidden="1" w:unhideWhenUsed="1"/>
+    <w:lsdException w:name="List Number 2" w:semiHidden="1" w:unhideWhenUsed="1"/>
+    <w:lsdException w:name="List Number 3" w:semiHidden="1" w:unhideWhenUsed="1"/>
+    <w:lsdException w:name="List Number 4" w:semiHidden="1" w:unhideWhenUsed="1"/>
+    <w:lsdException w:name="List Number 5" w:semiHidden="1" w:unhideWhenUsed="1"/>
+    <w:lsdException w:name="Title" w:uiPriority="10" w:qFormat="1"/>
+    <w:lsdException w:name="Closing" w:semiHidden="1" w:unhideWhenUsed="1"/>
+    <w:lsdException w:name="Signature" w:semiHidden="1" w:unhideWhenUsed="1"/>
+    <w:lsdException w:name="Default Paragraph Font" w:semiHidden="1" w:uiPriority="1" w:unhideWhenUsed="1"/>
+    <w:lsdException w:name="Body Text" w:semiHidden="1" w:unhideWhenUsed="1"/>
+    <w:lsdException w:name="Body Text Indent" w:semiHidden="1" w:unhideWhenUsed="1"/>
+    <w:lsdException w:name="List Continue" w:semiHidden="1" w:unhideWhenUsed="1"/>
+    <w:lsdException w:name="List Continue 2" w:semiHidden="1" w:unhideWhenUsed="1"/>
+    <w:lsdException w:name="List Continue 3" w:semiHidden="1" w:unhideWhenUsed="1"/>
+    <w:lsdException w:name="List Continue 4" w:semiHidden="1" w:unhideWhenUsed="1"/>
+    <w:lsdException w:name="List Continue 5" w:semiHidden="1" w:unhideWhenUsed="1"/>
+    <w:lsdException w:name="Message Header" w:semiHidden="1" w:unhideWhenUsed="1"/>
+    <w:lsdException w:name="Subtitle" w:uiPriority="11" w:qFormat="1"/>
+    <w:lsdException w:name="Salutation" w:semiHidden="1" w:unhideWhenUsed="1"/>
+    <w:lsdException w:name="Date" w:semiHidden="1" w:unhideWhenUsed="1"/>
+    <w:lsdException w:name="Body Text First Indent" w:semiHidden="1" w:unhideWhenUsed="1"/>
+    <w:lsdException w:name="Body Text First Indent 2" w:semiHidden="1" w:unhideWhenUsed="1"/>
+    <w:lsdException w:name="Note Heading" w:semiHidden="1" w:unhideWhenUsed="1"/>
+    <w:lsdException w:name="Body Text 2" w:semiHidden="1" w:unhideWhenUsed="1"/>
+    <w:lsdException w:name="Body Text 3" w:semiHidden="1" w:unhideWhenUsed="1"/>
+    <w:lsdException w:name="Body Text Indent 2" w:semiHidden="1" w:unhideWhenUsed="1"/>
+    <w:lsdException w:name="Body Text Indent 3" w:semiHidden="1" w:unhideWhenUsed="1"/>
+    <w:lsdException w:name="Block Text" w:semiHidden="1" w:unhideWhenUsed="1"/>
+    <w:lsdException w:name="Hyperlink" w:semiHidden="1" w:uiPriority="0" w:unhideWhenUsed="1"/>
+    <w:lsdException w:name="FollowedHyperlink" w:semiHidden="1" w:unhideWhenUsed="1"/>
+    <w:lsdException w:name="Strong" w:uiPriority="22" w:qFormat="1"/>
+    <w:lsdException w:name="Emphasis" w:uiPriority="20" w:qFormat="1"/>
+    <w:lsdException w:name="Document Map" w:semiHidden="1" w:unhideWhenUsed="1"/>
+    <w:lsdException w:name="Plain Text" w:semiHidden="1" w:unhideWhenUsed="1"/>
+    <w:lsdException w:name="E-mail Signature" w:semiHidden="1" w:unhideWhenUsed="1"/>
+    <w:lsdException w:name="HTML Top of Form" w:semiHidden="1" w:unhideWhenUsed="1"/>
+    <w:lsdException w:name="HTML Bottom of Form" w:semiHidden="1" w:unhideWhenUsed="1"/>
+    <w:lsdException w:name="Normal (Web)" w:semiHidden="1" w:unhideWhenUsed="1"/>
+    <w:lsdException w:name="HTML Acronym" w:semiHidden="1" w:unhideWhenUsed="1"/>
+    <w:lsdException w:name="HTML Address" w:semiHidden="1" w:unhideWhenUsed="1"/>
+    <w:lsdException w:name="HTML Cite" w:semiHidden="1" w:unhideWhenUsed="1"/>
+    <w:lsdException w:name="HTML Code" w:semiHidden="1" w:unhideWhenUsed="1"/>
+    <w:lsdException w:name="HTML Definition" w:semiHidden="1" w:unhideWhenUsed="1"/>
+    <w:lsdException w:name="HTML Keyboard" w:semiHidden="1" w:unhideWhenUsed="1"/>
+    <w:lsdException w:name="HTML Preformatted" w:semiHidden="1" w:unhideWhenUsed="1"/>
+    <w:lsdException w:name="HTML Sample" w:semiHidden="1" w:unhideWhenUsed="1"/>
+    <w:lsdException w:name="HTML Typewriter" w:semiHidden="1" w:unhideWhenUsed="1"/>
+    <w:lsdException w:name="HTML Variable" w:semiHidden="1" w:unhideWhenUsed="1"/>
+    <w:lsdException w:name="Normal Table" w:semiHidden="1" w:unhideWhenUsed="1"/>
+    <w:lsdException w:name="annotation subject" w:semiHidden="1" w:unhideWhenUsed="1"/>
+    <w:lsdException w:name="No List" w:semiHidden="1" w:unhideWhenUsed="1"/>
+    <w:lsdException w:name="Outline List 1" w:semiHidden="1" w:unhideWhenUsed="1"/>
+    <w:lsdException w:name="Outline List 2" w:semiHidden="1" w:unhideWhenUsed="1"/>
+    <w:lsdException w:name="Outline List 3" w:semiHidden="1" w:unhideWhenUsed="1"/>
+    <w:lsdException w:name="Table Simple 1" w:semiHidden="1" w:unhideWhenUsed="1"/>
+    <w:lsdException w:name="Table Simple 2" w:semiHidden="1" w:unhideWhenUsed="1"/>
+    <w:lsdException w:name="Table Simple 3" w:semiHidden="1" w:unhideWhenUsed="1"/>
+    <w:lsdException w:name="Table Classic 1" w:semiHidden="1" w:unhideWhenUsed="1"/>
+    <w:lsdException w:name="Table Classic 2" w:semiHidden="1" w:unhideWhenUsed="1"/>
+    <w:lsdException w:name="Table Classic 3" w:semiHidden="1" w:unhideWhenUsed="1"/>
+    <w:lsdException w:name="Table Classic 4" w:semiHidden="1" w:unhideWhenUsed="1"/>
+    <w:lsdException w:name="Table Colorful 1" w:semiHidden="1" w:unhideWhenUsed="1"/>
+    <w:lsdException w:name="Table Colorful 2" w:semiHidden="1" w:unhideWhenUsed="1"/>
+    <w:lsdException w:name="Table Colorful 3" w:semiHidden="1" w:unhideWhenUsed="1"/>
+    <w:lsdException w:name="Table Columns 1" w:semiHidden="1" w:unhideWhenUsed="1"/>
+    <w:lsdException w:name="Table Columns 2" w:semiHidden="1" w:unhideWhenUsed="1"/>
+    <w:lsdException w:name="Table Columns 3" w:semiHidden="1" w:unhideWhenUsed="1"/>
+    <w:lsdException w:name="Table Columns 4" w:semiHidden="1" w:unhideWhenUsed="1"/>
+    <w:lsdException w:name="Table Columns 5" w:semiHidden="1" w:unhideWhenUsed="1"/>
+    <w:lsdException w:name="Table Grid 1" w:semiHidden="1" w:unhideWhenUsed="1"/>
+    <w:lsdException w:name="Table Grid 2" w:semiHidden="1" w:unhideWhenUsed="1"/>
+    <w:lsdException w:name="Table Grid 3" w:semiHidden="1" w:unhideWhenUsed="1"/>
+    <w:lsdException w:name="Table Grid 4" w:semiHidden="1" w:unhideWhenUsed="1"/>
+    <w:lsdException w:name="Table Grid 5" w:semiHidden="1" w:unhideWhenUsed="1"/>
+    <w:lsdException w:name="Table Grid 6" w:semiHidden="1" w:unhideWhenUsed="1"/>
+    <w:lsdException w:name="Table Grid 7" w:semiHidden="1" w:unhideWhenUsed="1"/>
+    <w:lsdException w:name="Table Grid 8" w:semiHidden="1" w:unhideWhenUsed="1"/>
+    <w:lsdException w:name="Table List 1" w:semiHidden="1" w:unhideWhenUsed="1"/>
+    <w:lsdException w:name="Table List 2" w:semiHidden="1" w:unhideWhenUsed="1"/>
+    <w:lsdException w:name="Table List 3" w:semiHidden="1" w:unhideWhenUsed="1"/>
+    <w:lsdException w:name="Table List 4" w:semiHidden="1" w:unhideWhenUsed="1"/>
+    <w:lsdException w:name="Table List 5" w:semiHidden="1" w:unhideWhenUsed="1"/>
+    <w:lsdException w:name="Table List 6" w:semiHidden="1" w:unhideWhenUsed="1"/>
+    <w:lsdException w:name="Table List 7" w:semiHidden="1" w:unhideWhenUsed="1"/>
+    <w:lsdException w:name="Table List 8" w:semiHidden="1" w:unhideWhenUsed="1"/>
+    <w:lsdException w:name="Table 3D effects 1" w:semiHidden="1" w:unhideWhenUsed="1"/>
+    <w:lsdException w:name="Table 3D effects 2" w:semiHidden="1" w:unhideWhenUsed="1"/>
+    <w:lsdException w:name="Table 3D effects 3" w:semiHidden="1" w:unhideWhenUsed="1"/>
+    <w:lsdException w:name="Table Contemporary" w:semiHidden="1" w:unhideWhenUsed="1"/>
+    <w:lsdException w:name="Table Elegant" w:semiHidden="1" w:unhideWhenUsed="1"/>
+    <w:lsdException w:name="Table Professional" w:semiHidden="1" w:unhideWhenUsed="1"/>
+    <w:lsdException w:name="Table Subtle 1" w:semiHidden="1" w:unhideWhenUsed="1"/>
+    <w:lsdException w:name="Table Subtle 2" w:semiHidden="1" w:unhideWhenUsed="1"/>
+    <w:lsdException w:name="Table Web 1" w:semiHidden="1" w:unhideWhenUsed="1"/>
+    <w:lsdException w:name="Table Web 2" w:semiHidden="1" w:unhideWhenUsed="1"/>
+    <w:lsdException w:name="Table Web 3" w:semiHidden="1" w:unhideWhenUsed="1"/>
+    <w:lsdException w:name="Balloon Text" w:semiHidden="1" w:unhideWhenUsed="1"/>
+    <w:lsdException w:name="Table Grid" w:uiPriority="39"/>
+    <w:lsdException w:name="Table Theme" w:semiHidden="1" w:unhideWhenUsed="1"/>
+    <w:lsdException w:name="Placeholder Text" w:semiHidden="1"/>
+    <w:lsdException w:name="No Spacing" w:uiPriority="1" w:qFormat="1"/>
+    <w:lsdException w:name="Light Shading" w:uiPriority="60"/>
+    <w:lsdException w:name="Light List" w:uiPriority="61"/>
+    <w:lsdException w:name="Light Grid" w:uiPriority="62"/>
+    <w:lsdException w:name="Medium Shading 1" w:uiPriority="63"/>
+    <w:lsdException w:name="Medium Shading 2" w:uiPriority="64"/>
+    <w:lsdException w:name="Medium List 1" w:uiPriority="65"/>
+    <w:lsdException w:name="Medium List 2" w:uiPriority="66"/>
+    <w:lsdException w:name="Medium Grid 1" w:uiPriority="67"/>
+    <w:lsdException w:name="Medium Grid 2" w:uiPriority="68"/>
+    <w:lsdException w:name="Medium Grid 3" w:uiPriority="69"/>
+    <w:lsdException w:name="Dark List" w:uiPriority="70"/>
+    <w:lsdException w:name="Colorful Shading" w:uiPriority="71"/>
+    <w:lsdException w:name="Colorful List" w:uiPriority="72"/>
+    <w:lsdException w:name="Colorful Grid" w:uiPriority="73"/>
+    <w:lsdException w:name="Light Shading Accent 1" w:uiPriority="60"/>
+    <w:lsdException w:name="Light List Accent 1" w:uiPriority="61"/>
+    <w:lsdException w:name="Light Grid Accent 1" w:uiPriority="62"/>
+    <w:lsdException w:name="Medium Shading 1 Accent 1" w:uiPriority="63"/>
+    <w:lsdException w:name="Medium Shading 2 Accent 1" w:uiPriority="64"/>
+    <w:lsdException w:name="Medium List 1 Accent 1" w:uiPriority="65"/>
+    <w:lsdException w:name="Revision" w:semiHidden="1"/>
+    <w:lsdException w:name="List Paragraph" w:uiPriority="34" w:qFormat="1"/>
+    <w:lsdException w:name="Quote" w:uiPriority="29" w:qFormat="1"/>
+    <w:lsdException w:name="Intense Quote" w:uiPriority="30" w:qFormat="1"/>
+    <w:lsdException w:name="Medium List 2 Accent 1" w:uiPriority="66"/>
+    <w:lsdException w:name="Medium Grid 1 Accent 1" w:uiPriority="67"/>
+    <w:lsdException w:name="Medium Grid 2 Accent 1" w:uiPriority="68"/>
+    <w:lsdException w:name="Medium Grid 3 Accent 1" w:uiPriority="69"/>
+    <w:lsdException w:name="Dark List Accent 1" w:uiPriority="70"/>
+    <w:lsdException w:name="Colorful Shading Accent 1" w:uiPriority="71"/>
+    <w:lsdException w:name="Colorful List Accent 1" w:uiPriority="72"/>
+    <w:lsdException w:name="Colorful Grid Accent 1" w:uiPriority="73"/>
+    <w:lsdException w:name="Light Shading Accent 2" w:uiPriority="60"/>
+    <w:lsdException w:name="Light List Accent 2" w:uiPriority="61"/>
+    <w:lsdException w:name="Light Grid Accent 2" w:uiPriority="62"/>
+    <w:lsdException w:name="Medium Shading 1 Accent 2" w:uiPriority="63"/>
+    <w:lsdException w:name="Medium Shading 2 Accent 2" w:uiPriority="64"/>
+    <w:lsdException w:name="Medium List 1 Accent 2" w:uiPriority="65"/>
+    <w:lsdException w:name="Medium List 2 Accent 2" w:uiPriority="66"/>
+    <w:lsdException w:name="Medium Grid 1 Accent 2" w:uiPriority="67"/>
+    <w:lsdException w:name="Medium Grid 2 Accent 2" w:uiPriority="68"/>
+    <w:lsdException w:name="Medium Grid 3 Accent 2" w:uiPriority="69"/>
+    <w:lsdException w:name="Dark List Accent 2" w:uiPriority="70"/>
+    <w:lsdException w:name="Colorful Shading Accent 2" w:uiPriority="71"/>
+    <w:lsdException w:name="Colorful List Accent 2" w:uiPriority="72"/>
+    <w:lsdException w:name="Colorful Grid Accent 2" w:uiPriority="73"/>
+    <w:lsdException w:name="Light Shading Accent 3" w:uiPriority="60"/>
+    <w:lsdException w:name="Light List Accent 3" w:uiPriority="61"/>
+    <w:lsdException w:name="Light Grid Accent 3" w:uiPriority="62"/>
+    <w:lsdException w:name="Medium Shading 1 Accent 3" w:uiPriority="63"/>
+    <w:lsdException w:name="Medium Shading 2 Accent 3" w:uiPriority="64"/>
+    <w:lsdException w:name="Medium List 1 Accent 3" w:uiPriority="65"/>
+    <w:lsdException w:name="Medium List 2 Accent 3" w:uiPriority="66"/>
+    <w:lsdException w:name="Medium Grid 1 Accent 3" w:uiPriority="67"/>
+    <w:lsdException w:name="Medium Grid 2 Accent 3" w:uiPriority="68"/>
+    <w:lsdException w:name="Medium Grid 3 Accent 3" w:uiPriority="69"/>
+    <w:lsdException w:name="Dark List Accent 3" w:uiPriority="70"/>
+    <w:lsdException w:name="Colorful Shading Accent 3" w:uiPriority="71"/>
+    <w:lsdException w:name="Colorful List Accent 3" w:uiPriority="72"/>
+    <w:lsdException w:name="Colorful Grid Accent 3" w:uiPriority="73"/>
+    <w:lsdException w:name="Light Shading Accent 4" w:uiPriority="60"/>
+    <w:lsdException w:name="Light List Accent 4" w:uiPriority="61"/>
+    <w:lsdException w:name="Light Grid Accent 4" w:uiPriority="62"/>
+    <w:lsdException w:name="Medium Shading 1 Accent 4" w:uiPriority="63"/>
+    <w:lsdException w:name="Medium Shading 2 Accent 4" w:uiPriority="64"/>
+    <w:lsdException w:name="Medium List 1 Accent 4" w:uiPriority="65"/>
+    <w:lsdException w:name="Medium List 2 Accent 4" w:uiPriority="66"/>
+    <w:lsdException w:name="Medium Grid 1 Accent 4" w:uiPriority="67"/>
+    <w:lsdException w:name="Medium Grid 2 Accent 4" w:uiPriority="68"/>
+    <w:lsdException w:name="Medium Grid 3 Accent 4" w:uiPriority="69"/>
+    <w:lsdException w:name="Dark List Accent 4" w:uiPriority="70"/>
+    <w:lsdException w:name="Colorful Shading Accent 4" w:uiPriority="71"/>
+    <w:lsdException w:name="Colorful List Accent 4" w:uiPriority="72"/>
+    <w:lsdException w:name="Colorful Grid Accent 4" w:uiPriority="73"/>
+    <w:lsdException w:name="Light Shading Accent 5" w:uiPriority="60"/>
+    <w:lsdException w:name="Light List Accent 5" w:uiPriority="61"/>
+    <w:lsdException w:name="Light Grid Accent 5" w:uiPriority="62"/>
+    <w:lsdException w:name="Medium Shading 1 Accent 5" w:uiPriority="63"/>
+    <w:lsdException w:name="Medium Shading 2 Accent 5" w:uiPriority="64"/>
+    <w:lsdException w:name="Medium List 1 Accent 5" w:uiPriority="65"/>
+    <w:lsdException w:name="Medium List 2 Accent 5" w:uiPriority="66"/>
+    <w:lsdException w:name="Medium Grid 1 Accent 5" w:uiPriority="67"/>
+    <w:lsdException w:name="Medium Grid 2 Accent 5" w:uiPriority="68"/>
+    <w:lsdException w:name="Medium Grid 3 Accent 5" w:uiPriority="69"/>
+    <w:lsdException w:name="Dark List Accent 5" w:uiPriority="70"/>
+    <w:lsdException w:name="Colorful Shading Accent 5" w:uiPriority="71"/>
+    <w:lsdException w:name="Colorful List Accent 5" w:uiPriority="72"/>
+    <w:lsdException w:name="Colorful Grid Accent 5" w:uiPriority="73"/>
+    <w:lsdException w:name="Light Shading Accent 6" w:uiPriority="60"/>
+    <w:lsdException w:name="Light List Accent 6" w:uiPriority="61"/>
+    <w:lsdException w:name="Light Grid Accent 6" w:uiPriority="62"/>
+    <w:lsdException w:name="Medium Shading 1 Accent 6" w:uiPriority="63"/>
+    <w:lsdException w:name="Medium Shading 2 Accent 6" w:uiPriority="64"/>
+    <w:lsdException w:name="Medium List 1 Accent 6" w:uiPriority="65"/>
+    <w:lsdException w:name="Medium List 2 Accent 6" w:uiPriority="66"/>
+    <w:lsdException w:name="Medium Grid 1 Accent 6" w:uiPriority="67"/>
+    <w:lsdException w:name="Medium Grid 2 Accent 6" w:uiPriority="68"/>
+    <w:lsdException w:name="Medium Grid 3 Accent 6" w:uiPriority="69"/>
+    <w:lsdException w:name="Dark List Accent 6" w:uiPriority="70"/>
+    <w:lsdException w:name="Colorful Shading Accent 6" w:uiPriority="71"/>
+    <w:lsdException w:name="Colorful List Accent 6" w:uiPriority="72"/>
+    <w:lsdException w:name="Colorful Grid Accent 6" w:uiPriority="73"/>
+    <w:lsdException w:name="Subtle Emphasis" w:uiPriority="19" w:qFormat="1"/>
+    <w:lsdException w:name="Intense Emphasis" w:uiPriority="21" w:qFormat="1"/>
+    <w:lsdException w:name="Subtle Reference" w:uiPriority="31" w:qFormat="1"/>
+    <w:lsdException w:name="Intense Reference" w:uiPriority="32" w:qFormat="1"/>
+    <w:lsdException w:name="Book Title" w:uiPriority="33" w:qFormat="1"/>
+    <w:lsdException w:name="Bibliography" w:semiHidden="1" w:uiPriority="37" w:unhideWhenUsed="1"/>
+    <w:lsdException w:name="TOC Heading" w:semiHidden="1" w:uiPriority="39" w:unhideWhenUsed="1" w:qFormat="1"/>
+    <w:lsdException w:name="Plain Table 1" w:uiPriority="41"/>
+    <w:lsdException w:name="Plain Table 2" w:uiPriority="42"/>
+    <w:lsdException w:name="Plain Table 3" w:uiPriority="43"/>
+    <w:lsdException w:name="Plain Table 4" w:uiPriority="44"/>
+    <w:lsdException w:name="Plain Table 5" w:uiPriority="45"/>
+    <w:lsdException w:name="Grid Table Light" w:uiPriority="40"/>
+    <w:lsdException w:name="Grid Table 1 Light" w:uiPriority="46"/>
+    <w:lsdException w:name="Grid Table 2" w:uiPriority="47"/>
+    <w:lsdException w:name="Grid Table 3" w:uiPriority="48"/>
+    <w:lsdException w:name="Grid Table 4" w:uiPriority="49"/>
+    <w:lsdException w:name="Grid Table 5 Dark" w:uiPriority="50"/>
+    <w:lsdException w:name="Grid Table 6 Colorful" w:uiPriority="51"/>
+    <w:lsdException w:name="Grid Table 7 Colorful" w:uiPriority="52"/>
+    <w:lsdException w:name="Grid Table 1 Light Accent 1" w:uiPriority="46"/>
+    <w:lsdException w:name="Grid Table 2 Accent 1" w:uiPriority="47"/>
+    <w:lsdException w:name="Grid Table 3 Accent 1" w:uiPriority="48"/>
+    <w:lsdException w:name="Grid Table 4 Accent 1" w:uiPriority="49"/>
+    <w:lsdException w:name="Grid Table 5 Dark Accent 1" w:uiPriority="50"/>
+    <w:lsdException w:name="Grid Table 6 Colorful Accent 1" w:uiPriority="51"/>
+    <w:lsdException w:name="Grid Table 7 Colorful Accent 1" w:uiPriority="52"/>
+    <w:lsdException w:name="Grid Table 1 Light Accent 2" w:uiPriority="46"/>
+    <w:lsdException w:name="Grid Table 2 Accent 2" w:uiPriority="47"/>
+    <w:lsdException w:name="Grid Table 3 Accent 2" w:uiPriority="48"/>
+    <w:lsdException w:name="Grid Table 4 Accent 2" w:uiPriority="49"/>
+    <w:lsdException w:name="Grid Table 5 Dark Accent 2" w:uiPriority="50"/>
+    <w:lsdException w:name="Grid Table 6 Colorful Accent 2" w:uiPriority="51"/>
+    <w:lsdException w:name="Grid Table 7 Colorful Accent 2" w:uiPriority="52"/>
+    <w:lsdException w:name="Grid Table 1 Light Accent 3" w:uiPriority="46"/>
+    <w:lsdException w:name="Grid Table 2 Accent 3" w:uiPriority="47"/>
+    <w:lsdException w:name="Grid Table 3 Accent 3" w:uiPriority="48"/>
+    <w:lsdException w:name="Grid Table 4 Accent 3" w:uiPriority="49"/>
+    <w:lsdException w:name="Grid Table 5 Dark Accent 3" w:uiPriority="50"/>
+    <w:lsdException w:name="Grid Table 6 Colorful Accent 3" w:uiPriority="51"/>
+    <w:lsdException w:name="Grid Table 7 Colorful Accent 3" w:uiPriority="52"/>
+    <w:lsdException w:name="Grid Table 1 Light Accent 4" w:uiPriority="46"/>
+    <w:lsdException w:name="Grid Table 2 Accent 4" w:uiPriority="47"/>
+    <w:lsdException w:name="Grid Table 3 Accent 4" w:uiPriority="48"/>
+    <w:lsdException w:name="Grid Table 4 Accent 4" w:uiPriority="49"/>
+    <w:lsdException w:name="Grid Table 5 Dark Accent 4" w:uiPriority="50"/>
+    <w:lsdException w:name="Grid Table 6 Colorful Accent 4" w:uiPriority="51"/>
+    <w:lsdException w:name="Grid Table 7 Colorful Accent 4" w:uiPriority="52"/>
+    <w:lsdException w:name="Grid Table 1 Light Accent 5" w:uiPriority="46"/>
+    <w:lsdException w:name="Grid Table 2 Accent 5" w:uiPriority="47"/>
+    <w:lsdException w:name="Grid Table 3 Accent 5" w:uiPriority="48"/>
+    <w:lsdException w:name="Grid Table 4 Accent 5" w:uiPriority="49"/>
+    <w:lsdException w:name="Grid Table 5 Dark Accent 5" w:uiPriority="50"/>
+    <w:lsdException w:name="Grid Table 6 Colorful Accent 5" w:uiPriority="51"/>
+    <w:lsdException w:name="Grid Table 7 Colorful Accent 5" w:uiPriority="52"/>
+    <w:lsdException w:name="Grid Table 1 Light Accent 6" w:uiPriority="46"/>
+    <w:lsdException w:name="Grid Table 2 Accent 6" w:uiPriority="47"/>
+    <w:lsdException w:name="Grid Table 3 Accent 6" w:uiPriority="48"/>
+    <w:lsdException w:name="Grid Table 4 Accent 6" w:uiPriority="49"/>
+    <w:lsdException w:name="Grid Table 5 Dark Accent 6" w:uiPriority="50"/>
+    <w:lsdException w:name="Grid Table 6 Colorful Accent 6" w:uiPriority="51"/>
+    <w:lsdException w:name="Grid Table 7 Colorful Accent 6" w:uiPriority="52"/>
+    <w:lsdException w:name="List Table 1 Light" w:uiPriority="46"/>
+    <w:lsdException w:name="List Table 2" w:uiPriority="47"/>
+    <w:lsdException w:name="List Table 3" w:uiPriority="48"/>
+    <w:lsdException w:name="List Table 4" w:uiPriority="49"/>
+    <w:lsdException w:name="List Table 5 Dark" w:uiPriority="50"/>
+    <w:lsdException w:name="List Table 6 Colorful" w:uiPriority="51"/>
+    <w:lsdException w:name="List Table 7 Colorful" w:uiPriority="52"/>
+    <w:lsdException w:name="List Table 1 Light Accent 1" w:uiPriority="46"/>
+    <w:lsdException w:name="List Table 2 Accent 1" w:uiPriority="47"/>
+    <w:lsdException w:name="List Table 3 Accent 1" w:uiPriority="48"/>
+    <w:lsdException w:name="List Table 4 Accent 1" w:uiPriority="49"/>
+    <w:lsdException w:name="List Table 5 Dark Accent 1" w:uiPriority="50"/>
+    <w:lsdException w:name="List Table 6 Colorful Accent 1" w:uiPriority="51"/>
+    <w:lsdException w:name="List Table 7 Colorful Accent 1" w:uiPriority="52"/>
+    <w:lsdException w:name="List Table 1 Light Accent 2" w:uiPriority="46"/>
+    <w:lsdException w:name="List Table 2 Accent 2" w:uiPriority="47"/>
+    <w:lsdException w:name="List Table 3 Accent 2" w:uiPriority="48"/>
+    <w:lsdException w:name="List Table 4 Accent 2" w:uiPriority="49"/>
+    <w:lsdException w:name="List Table 5 Dark Accent 2" w:uiPriority="50"/>
+    <w:lsdException w:name="List Table 6 Colorful Accent 2" w:uiPriority="51"/>
+    <w:lsdException w:name="List Table 7 Colorful Accent 2" w:uiPriority="52"/>
+    <w:lsdException w:name="List Table 1 Light Accent 3" w:uiPriority="46"/>
+    <w:lsdException w:name="List Table 2 Accent 3" w:uiPriority="47"/>
+    <w:lsdException w:name="List Table 3 Accent 3" w:uiPriority="48"/>
+    <w:lsdException w:name="List Table 4 Accent 3" w:uiPriority="49"/>
+    <w:lsdException w:name="List Table 5 Dark Accent 3" w:uiPriority="50"/>
+    <w:lsdException w:name="List Table 6 Colorful Accent 3" w:uiPriority="51"/>
+    <w:lsdException w:name="List Table 7 Colorful Accent 3" w:uiPriority="52"/>
+    <w:lsdException w:name="List Table 1 Light Accent 4" w:uiPriority="46"/>
+    <w:lsdException w:name="List Table 2 Accent 4" w:uiPriority="47"/>
+    <w:lsdException w:name="List Table 3 Accent 4" w:uiPriority="48"/>
+    <w:lsdException w:name="List Table 4 Accent 4" w:uiPriority="49"/>
+    <w:lsdException w:name="List Table 5 Dark Accent 4" w:uiPriority="50"/>
+    <w:lsdException w:name="List Table 6 Colorful Accent 4" w:uiPriority="51"/>
+    <w:lsdException w:name="List Table 7 Colorful Accent 4" w:uiPriority="52"/>
+    <w:lsdException w:name="List Table 1 Light Accent 5" w:uiPriority="46"/>
+    <w:lsdException w:name="List Table 2 Accent 5" w:uiPriority="47"/>
+    <w:lsdException w:name="List Table 3 Accent 5" w:uiPriority="48"/>
+    <w:lsdException w:name="List Table 4 Accent 5" w:uiPriority="49"/>
+    <w:lsdException w:name="List Table 5 Dark Accent 5" w:uiPriority="50"/>
+    <w:lsdException w:name="List Table 6 Colorful Accent 5" w:uiPriority="51"/>
+    <w:lsdException w:name="List Table 7 Colorful Accent 5" w:uiPriority="52"/>
+    <w:lsdException w:name="List Table 1 Light Accent 6" w:uiPriority="46"/>
+    <w:lsdException w:name="List Table 2 Accent 6" w:uiPriority="47"/>
+    <w:lsdException w:name="List Table 3 Accent 6" w:uiPriority="48"/>
+    <w:lsdException w:name="List Table 4 Accent 6" w:uiPriority="49"/>
+    <w:lsdException w:name="List Table 5 Dark Accent 6" w:uiPriority="50"/>
+    <w:lsdException w:name="List Table 6 Colorful Accent 6" w:uiPriority="51"/>
+    <w:lsdException w:name="List Table 7 Colorful Accent 6" w:uiPriority="52"/>
+    <w:lsdException w:name="Mention" w:semiHidden="1" w:unhideWhenUsed="1"/>
+    <w:lsdException w:name="Smart Hyperlink" w:semiHidden="1" w:unhideWhenUsed="1"/>
+    <w:lsdException w:name="Hashtag" w:semiHidden="1" w:unhideWhenUsed="1"/>
+    <w:lsdException w:name="Unresolved Mention" w:semiHidden="1" w:unhideWhenUsed="1"/>
+    <w:lsdException w:name="Smart Link" w:semiHidden="1" w:unhideWhenUsed="1"/>
   </w:latentStyles>
   <w:style w:type="paragraph" w:default="1" w:styleId="Standard">
     <w:name w:val="Normal"/>
@@ -1219,804 +1498,16 @@
       <w:szCs w:val="16"/>
     </w:rPr>
   </w:style>
-</w:styles>
-</file>
-
-<file path=word/stylesWithEffects.xml><?xml version="1.0" encoding="utf-8"?>
-<w:styles xmlns:wpc="http://schemas.microsoft.com/office/word/2010/wordprocessingCanvas" xmlns:mc="http://schemas.openxmlformats.org/markup-compatibility/2006" xmlns:o="urn:schemas-microsoft-com:office:office" xmlns:r="http://schemas.openxmlformats.org/officeDocument/2006/relationships" xmlns:m="http://schemas.openxmlformats.org/officeDocument/2006/math" xmlns:v="urn:schemas-microsoft-com:vml" xmlns:wp14="http://schemas.microsoft.com/office/word/2010/wordprocessingDrawing" xmlns:wp="http://schemas.openxmlformats.org/drawingml/2006/wordprocessingDrawing" xmlns:w10="urn:schemas-microsoft-com:office:word" xmlns:w="http://schemas.openxmlformats.org/wordprocessingml/2006/main" xmlns:w14="http://schemas.microsoft.com/office/word/2010/wordml" xmlns:wpg="http://schemas.microsoft.com/office/word/2010/wordprocessingGroup" xmlns:wpi="http://schemas.microsoft.com/office/word/2010/wordprocessingInk" xmlns:wne="http://schemas.microsoft.com/office/word/2006/wordml" xmlns:wps="http://schemas.microsoft.com/office/word/2010/wordprocessingShape" mc:Ignorable="w14 wp14">
-  <w:docDefaults>
-    <w:rPrDefault>
-      <w:rPr>
-        <w:rFonts w:asciiTheme="minorHAnsi" w:eastAsiaTheme="minorHAnsi" w:hAnsiTheme="minorHAnsi" w:cstheme="minorBidi"/>
-        <w:kern w:val="2"/>
-        <w:sz w:val="22"/>
-        <w:szCs w:val="22"/>
-        <w:lang w:val="de-DE" w:eastAsia="en-US" w:bidi="ar-SA"/>
-        <w14:ligatures w14:val="standardContextual"/>
-      </w:rPr>
-    </w:rPrDefault>
-    <w:pPrDefault>
-      <w:pPr>
-        <w:spacing w:after="160" w:line="259" w:lineRule="auto"/>
-      </w:pPr>
-    </w:pPrDefault>
-  </w:docDefaults>
-  <w:latentStyles w:defLockedState="0" w:defUIPriority="99" w:defSemiHidden="1" w:defUnhideWhenUsed="1" w:defQFormat="0" w:count="267">
-    <w:lsdException w:name="Normal" w:semiHidden="0" w:uiPriority="0" w:unhideWhenUsed="0" w:qFormat="1"/>
-    <w:lsdException w:name="heading 1" w:semiHidden="0" w:uiPriority="9" w:unhideWhenUsed="0" w:qFormat="1"/>
-    <w:lsdException w:name="heading 2" w:uiPriority="9" w:qFormat="1"/>
-    <w:lsdException w:name="heading 3" w:uiPriority="9" w:qFormat="1"/>
-    <w:lsdException w:name="heading 4" w:uiPriority="9" w:qFormat="1"/>
-    <w:lsdException w:name="heading 5" w:uiPriority="9" w:qFormat="1"/>
-    <w:lsdException w:name="heading 6" w:uiPriority="9" w:qFormat="1"/>
-    <w:lsdException w:name="heading 7" w:uiPriority="9" w:qFormat="1"/>
-    <w:lsdException w:name="heading 8" w:uiPriority="9" w:qFormat="1"/>
-    <w:lsdException w:name="heading 9" w:uiPriority="9" w:qFormat="1"/>
-    <w:lsdException w:name="toc 1" w:uiPriority="39"/>
-    <w:lsdException w:name="toc 2" w:uiPriority="39"/>
-    <w:lsdException w:name="toc 3" w:uiPriority="39"/>
-    <w:lsdException w:name="toc 4" w:uiPriority="39"/>
-    <w:lsdException w:name="toc 5" w:uiPriority="39"/>
-    <w:lsdException w:name="toc 6" w:uiPriority="39"/>
-    <w:lsdException w:name="toc 7" w:uiPriority="39"/>
-    <w:lsdException w:name="toc 8" w:uiPriority="39"/>
-    <w:lsdException w:name="toc 9" w:uiPriority="39"/>
-    <w:lsdException w:name="caption" w:uiPriority="35" w:qFormat="1"/>
-    <w:lsdException w:name="Title" w:semiHidden="0" w:uiPriority="10" w:unhideWhenUsed="0" w:qFormat="1"/>
-    <w:lsdException w:name="Default Paragraph Font" w:uiPriority="1"/>
-    <w:lsdException w:name="Subtitle" w:semiHidden="0" w:uiPriority="11" w:unhideWhenUsed="0" w:qFormat="1"/>
-    <w:lsdException w:name="Hyperlink" w:uiPriority="0"/>
-    <w:lsdException w:name="Strong" w:semiHidden="0" w:uiPriority="22" w:unhideWhenUsed="0" w:qFormat="1"/>
-    <w:lsdException w:name="Emphasis" w:semiHidden="0" w:uiPriority="20" w:unhideWhenUsed="0" w:qFormat="1"/>
-    <w:lsdException w:name="Table Grid" w:semiHidden="0" w:uiPriority="39" w:unhideWhenUsed="0"/>
-    <w:lsdException w:name="Placeholder Text" w:unhideWhenUsed="0"/>
-    <w:lsdException w:name="No Spacing" w:semiHidden="0" w:uiPriority="1" w:unhideWhenUsed="0" w:qFormat="1"/>
-    <w:lsdException w:name="Light Shading" w:semiHidden="0" w:uiPriority="60" w:unhideWhenUsed="0"/>
-    <w:lsdException w:name="Light List" w:semiHidden="0" w:uiPriority="61" w:unhideWhenUsed="0"/>
-    <w:lsdException w:name="Light Grid" w:semiHidden="0" w:uiPriority="62" w:unhideWhenUsed="0"/>
-    <w:lsdException w:name="Medium Shading 1" w:semiHidden="0" w:uiPriority="63" w:unhideWhenUsed="0"/>
-    <w:lsdException w:name="Medium Shading 2" w:semiHidden="0" w:uiPriority="64" w:unhideWhenUsed="0"/>
-    <w:lsdException w:name="Medium List 1" w:semiHidden="0" w:uiPriority="65" w:unhideWhenUsed="0"/>
-    <w:lsdException w:name="Medium List 2" w:semiHidden="0" w:uiPriority="66" w:unhideWhenUsed="0"/>
-    <w:lsdException w:name="Medium Grid 1" w:semiHidden="0" w:uiPriority="67" w:unhideWhenUsed="0"/>
-    <w:lsdException w:name="Medium Grid 2" w:semiHidden="0" w:uiPriority="68" w:unhideWhenUsed="0"/>
-    <w:lsdException w:name="Medium Grid 3" w:semiHidden="0" w:uiPriority="69" w:unhideWhenUsed="0"/>
-    <w:lsdException w:name="Dark List" w:semiHidden="0" w:uiPriority="70" w:unhideWhenUsed="0"/>
-    <w:lsdException w:name="Colorful Shading" w:semiHidden="0" w:uiPriority="71" w:unhideWhenUsed="0"/>
-    <w:lsdException w:name="Colorful List" w:semiHidden="0" w:uiPriority="72" w:unhideWhenUsed="0"/>
-    <w:lsdException w:name="Colorful Grid" w:semiHidden="0" w:uiPriority="73" w:unhideWhenUsed="0"/>
-    <w:lsdException w:name="Light Shading Accent 1" w:semiHidden="0" w:uiPriority="60" w:unhideWhenUsed="0"/>
-    <w:lsdException w:name="Light List Accent 1" w:semiHidden="0" w:uiPriority="61" w:unhideWhenUsed="0"/>
-    <w:lsdException w:name="Light Grid Accent 1" w:semiHidden="0" w:uiPriority="62" w:unhideWhenUsed="0"/>
-    <w:lsdException w:name="Medium Shading 1 Accent 1" w:semiHidden="0" w:uiPriority="63" w:unhideWhenUsed="0"/>
-    <w:lsdException w:name="Medium Shading 2 Accent 1" w:semiHidden="0" w:uiPriority="64" w:unhideWhenUsed="0"/>
-    <w:lsdException w:name="Medium List 1 Accent 1" w:semiHidden="0" w:uiPriority="65" w:unhideWhenUsed="0"/>
-    <w:lsdException w:name="Revision" w:unhideWhenUsed="0"/>
-    <w:lsdException w:name="List Paragraph" w:semiHidden="0" w:uiPriority="34" w:unhideWhenUsed="0" w:qFormat="1"/>
-    <w:lsdException w:name="Quote" w:semiHidden="0" w:uiPriority="29" w:unhideWhenUsed="0" w:qFormat="1"/>
-    <w:lsdException w:name="Intense Quote" w:semiHidden="0" w:uiPriority="30" w:unhideWhenUsed="0" w:qFormat="1"/>
-    <w:lsdException w:name="Medium List 2 Accent 1" w:semiHidden="0" w:uiPriority="66" w:unhideWhenUsed="0"/>
-    <w:lsdException w:name="Medium Grid 1 Accent 1" w:semiHidden="0" w:uiPriority="67" w:unhideWhenUsed="0"/>
-    <w:lsdException w:name="Medium Grid 2 Accent 1" w:semiHidden="0" w:uiPriority="68" w:unhideWhenUsed="0"/>
-    <w:lsdException w:name="Medium Grid 3 Accent 1" w:semiHidden="0" w:uiPriority="69" w:unhideWhenUsed="0"/>
-    <w:lsdException w:name="Dark List Accent 1" w:semiHidden="0" w:uiPriority="70" w:unhideWhenUsed="0"/>
-    <w:lsdException w:name="Colorful Shading Accent 1" w:semiHidden="0" w:uiPriority="71" w:unhideWhenUsed="0"/>
-    <w:lsdException w:name="Colorful List Accent 1" w:semiHidden="0" w:uiPriority="72" w:unhideWhenUsed="0"/>
-    <w:lsdException w:name="Colorful Grid Accent 1" w:semiHidden="0" w:uiPriority="73" w:unhideWhenUsed="0"/>
-    <w:lsdException w:name="Light Shading Accent 2" w:semiHidden="0" w:uiPriority="60" w:unhideWhenUsed="0"/>
-    <w:lsdException w:name="Light List Accent 2" w:semiHidden="0" w:uiPriority="61" w:unhideWhenUsed="0"/>
-    <w:lsdException w:name="Light Grid Accent 2" w:semiHidden="0" w:uiPriority="62" w:unhideWhenUsed="0"/>
-    <w:lsdException w:name="Medium Shading 1 Accent 2" w:semiHidden="0" w:uiPriority="63" w:unhideWhenUsed="0"/>
-    <w:lsdException w:name="Medium Shading 2 Accent 2" w:semiHidden="0" w:uiPriority="64" w:unhideWhenUsed="0"/>
-    <w:lsdException w:name="Medium List 1 Accent 2" w:semiHidden="0" w:uiPriority="65" w:unhideWhenUsed="0"/>
-    <w:lsdException w:name="Medium List 2 Accent 2" w:semiHidden="0" w:uiPriority="66" w:unhideWhenUsed="0"/>
-    <w:lsdException w:name="Medium Grid 1 Accent 2" w:semiHidden="0" w:uiPriority="67" w:unhideWhenUsed="0"/>
-    <w:lsdException w:name="Medium Grid 2 Accent 2" w:semiHidden="0" w:uiPriority="68" w:unhideWhenUsed="0"/>
-    <w:lsdException w:name="Medium Grid 3 Accent 2" w:semiHidden="0" w:uiPriority="69" w:unhideWhenUsed="0"/>
-    <w:lsdException w:name="Dark List Accent 2" w:semiHidden="0" w:uiPriority="70" w:unhideWhenUsed="0"/>
-    <w:lsdException w:name="Colorful Shading Accent 2" w:semiHidden="0" w:uiPriority="71" w:unhideWhenUsed="0"/>
-    <w:lsdException w:name="Colorful List Accent 2" w:semiHidden="0" w:uiPriority="72" w:unhideWhenUsed="0"/>
-    <w:lsdException w:name="Colorful Grid Accent 2" w:semiHidden="0" w:uiPriority="73" w:unhideWhenUsed="0"/>
-    <w:lsdException w:name="Light Shading Accent 3" w:semiHidden="0" w:uiPriority="60" w:unhideWhenUsed="0"/>
-    <w:lsdException w:name="Light List Accent 3" w:semiHidden="0" w:uiPriority="61" w:unhideWhenUsed="0"/>
-    <w:lsdException w:name="Light Grid Accent 3" w:semiHidden="0" w:uiPriority="62" w:unhideWhenUsed="0"/>
-    <w:lsdException w:name="Medium Shading 1 Accent 3" w:semiHidden="0" w:uiPriority="63" w:unhideWhenUsed="0"/>
-    <w:lsdException w:name="Medium Shading 2 Accent 3" w:semiHidden="0" w:uiPriority="64" w:unhideWhenUsed="0"/>
-    <w:lsdException w:name="Medium List 1 Accent 3" w:semiHidden="0" w:uiPriority="65" w:unhideWhenUsed="0"/>
-    <w:lsdException w:name="Medium List 2 Accent 3" w:semiHidden="0" w:uiPriority="66" w:unhideWhenUsed="0"/>
-    <w:lsdException w:name="Medium Grid 1 Accent 3" w:semiHidden="0" w:uiPriority="67" w:unhideWhenUsed="0"/>
-    <w:lsdException w:name="Medium Grid 2 Accent 3" w:semiHidden="0" w:uiPriority="68" w:unhideWhenUsed="0"/>
-    <w:lsdException w:name="Medium Grid 3 Accent 3" w:semiHidden="0" w:uiPriority="69" w:unhideWhenUsed="0"/>
-    <w:lsdException w:name="Dark List Accent 3" w:semiHidden="0" w:uiPriority="70" w:unhideWhenUsed="0"/>
-    <w:lsdException w:name="Colorful Shading Accent 3" w:semiHidden="0" w:uiPriority="71" w:unhideWhenUsed="0"/>
-    <w:lsdException w:name="Colorful List Accent 3" w:semiHidden="0" w:uiPriority="72" w:unhideWhenUsed="0"/>
-    <w:lsdException w:name="Colorful Grid Accent 3" w:semiHidden="0" w:uiPriority="73" w:unhideWhenUsed="0"/>
-    <w:lsdException w:name="Light Shading Accent 4" w:semiHidden="0" w:uiPriority="60" w:unhideWhenUsed="0"/>
-    <w:lsdException w:name="Light List Accent 4" w:semiHidden="0" w:uiPriority="61" w:unhideWhenUsed="0"/>
-    <w:lsdException w:name="Light Grid Accent 4" w:semiHidden="0" w:uiPriority="62" w:unhideWhenUsed="0"/>
-    <w:lsdException w:name="Medium Shading 1 Accent 4" w:semiHidden="0" w:uiPriority="63" w:unhideWhenUsed="0"/>
-    <w:lsdException w:name="Medium Shading 2 Accent 4" w:semiHidden="0" w:uiPriority="64" w:unhideWhenUsed="0"/>
-    <w:lsdException w:name="Medium List 1 Accent 4" w:semiHidden="0" w:uiPriority="65" w:unhideWhenUsed="0"/>
-    <w:lsdException w:name="Medium List 2 Accent 4" w:semiHidden="0" w:uiPriority="66" w:unhideWhenUsed="0"/>
-    <w:lsdException w:name="Medium Grid 1 Accent 4" w:semiHidden="0" w:uiPriority="67" w:unhideWhenUsed="0"/>
-    <w:lsdException w:name="Medium Grid 2 Accent 4" w:semiHidden="0" w:uiPriority="68" w:unhideWhenUsed="0"/>
-    <w:lsdException w:name="Medium Grid 3 Accent 4" w:semiHidden="0" w:uiPriority="69" w:unhideWhenUsed="0"/>
-    <w:lsdException w:name="Dark List Accent 4" w:semiHidden="0" w:uiPriority="70" w:unhideWhenUsed="0"/>
-    <w:lsdException w:name="Colorful Shading Accent 4" w:semiHidden="0" w:uiPriority="71" w:unhideWhenUsed="0"/>
-    <w:lsdException w:name="Colorful List Accent 4" w:semiHidden="0" w:uiPriority="72" w:unhideWhenUsed="0"/>
-    <w:lsdException w:name="Colorful Grid Accent 4" w:semiHidden="0" w:uiPriority="73" w:unhideWhenUsed="0"/>
-    <w:lsdException w:name="Light Shading Accent 5" w:semiHidden="0" w:uiPriority="60" w:unhideWhenUsed="0"/>
-    <w:lsdException w:name="Light List Accent 5" w:semiHidden="0" w:uiPriority="61" w:unhideWhenUsed="0"/>
-    <w:lsdException w:name="Light Grid Accent 5" w:semiHidden="0" w:uiPriority="62" w:unhideWhenUsed="0"/>
-    <w:lsdException w:name="Medium Shading 1 Accent 5" w:semiHidden="0" w:uiPriority="63" w:unhideWhenUsed="0"/>
-    <w:lsdException w:name="Medium Shading 2 Accent 5" w:semiHidden="0" w:uiPriority="64" w:unhideWhenUsed="0"/>
-    <w:lsdException w:name="Medium List 1 Accent 5" w:semiHidden="0" w:uiPriority="65" w:unhideWhenUsed="0"/>
-    <w:lsdException w:name="Medium List 2 Accent 5" w:semiHidden="0" w:uiPriority="66" w:unhideWhenUsed="0"/>
-    <w:lsdException w:name="Medium Grid 1 Accent 5" w:semiHidden="0" w:uiPriority="67" w:unhideWhenUsed="0"/>
-    <w:lsdException w:name="Medium Grid 2 Accent 5" w:semiHidden="0" w:uiPriority="68" w:unhideWhenUsed="0"/>
-    <w:lsdException w:name="Medium Grid 3 Accent 5" w:semiHidden="0" w:uiPriority="69" w:unhideWhenUsed="0"/>
-    <w:lsdException w:name="Dark List Accent 5" w:semiHidden="0" w:uiPriority="70" w:unhideWhenUsed="0"/>
-    <w:lsdException w:name="Colorful Shading Accent 5" w:semiHidden="0" w:uiPriority="71" w:unhideWhenUsed="0"/>
-    <w:lsdException w:name="Colorful List Accent 5" w:semiHidden="0" w:uiPriority="72" w:unhideWhenUsed="0"/>
-    <w:lsdException w:name="Colorful Grid Accent 5" w:semiHidden="0" w:uiPriority="73" w:unhideWhenUsed="0"/>
-    <w:lsdException w:name="Light Shading Accent 6" w:semiHidden="0" w:uiPriority="60" w:unhideWhenUsed="0"/>
-    <w:lsdException w:name="Light List Accent 6" w:semiHidden="0" w:uiPriority="61" w:unhideWhenUsed="0"/>
-    <w:lsdException w:name="Light Grid Accent 6" w:semiHidden="0" w:uiPriority="62" w:unhideWhenUsed="0"/>
-    <w:lsdException w:name="Medium Shading 1 Accent 6" w:semiHidden="0" w:uiPriority="63" w:unhideWhenUsed="0"/>
-    <w:lsdException w:name="Medium Shading 2 Accent 6" w:semiHidden="0" w:uiPriority="64" w:unhideWhenUsed="0"/>
-    <w:lsdException w:name="Medium List 1 Accent 6" w:semiHidden="0" w:uiPriority="65" w:unhideWhenUsed="0"/>
-    <w:lsdException w:name="Medium List 2 Accent 6" w:semiHidden="0" w:uiPriority="66" w:unhideWhenUsed="0"/>
-    <w:lsdException w:name="Medium Grid 1 Accent 6" w:semiHidden="0" w:uiPriority="67" w:unhideWhenUsed="0"/>
-    <w:lsdException w:name="Medium Grid 2 Accent 6" w:semiHidden="0" w:uiPriority="68" w:unhideWhenUsed="0"/>
-    <w:lsdException w:name="Medium Grid 3 Accent 6" w:semiHidden="0" w:uiPriority="69" w:unhideWhenUsed="0"/>
-    <w:lsdException w:name="Dark List Accent 6" w:semiHidden="0" w:uiPriority="70" w:unhideWhenUsed="0"/>
-    <w:lsdException w:name="Colorful Shading Accent 6" w:semiHidden="0" w:uiPriority="71" w:unhideWhenUsed="0"/>
-    <w:lsdException w:name="Colorful List Accent 6" w:semiHidden="0" w:uiPriority="72" w:unhideWhenUsed="0"/>
-    <w:lsdException w:name="Colorful Grid Accent 6" w:semiHidden="0" w:uiPriority="73" w:unhideWhenUsed="0"/>
-    <w:lsdException w:name="Subtle Emphasis" w:semiHidden="0" w:uiPriority="19" w:unhideWhenUsed="0" w:qFormat="1"/>
-    <w:lsdException w:name="Intense Emphasis" w:semiHidden="0" w:uiPriority="21" w:unhideWhenUsed="0" w:qFormat="1"/>
-    <w:lsdException w:name="Subtle Reference" w:semiHidden="0" w:uiPriority="31" w:unhideWhenUsed="0" w:qFormat="1"/>
-    <w:lsdException w:name="Intense Reference" w:semiHidden="0" w:uiPriority="32" w:unhideWhenUsed="0" w:qFormat="1"/>
-    <w:lsdException w:name="Book Title" w:semiHidden="0" w:uiPriority="33" w:unhideWhenUsed="0" w:qFormat="1"/>
-    <w:lsdException w:name="Bibliography" w:uiPriority="37"/>
-    <w:lsdException w:name="TOC Heading" w:uiPriority="39" w:qFormat="1"/>
-  </w:latentStyles>
-  <w:style w:type="paragraph" w:default="1" w:styleId="Standard">
-    <w:name w:val="Normal"/>
-    <w:aliases w:val="standard"/>
-    <w:qFormat/>
-  </w:style>
-  <w:style w:type="paragraph" w:styleId="berschrift1">
-    <w:name w:val="heading 1"/>
-    <w:aliases w:val="h1"/>
-    <w:basedOn w:val="Standard"/>
-    <w:next w:val="Standard"/>
-    <w:link w:val="berschrift1Zchn"/>
-    <w:uiPriority w:val="9"/>
-    <w:qFormat/>
-    <w:rsid w:val="00FA03F5"/>
-    <w:pPr>
-      <w:keepNext/>
-      <w:keepLines/>
-      <w:spacing w:before="360" w:after="80"/>
-      <w:outlineLvl w:val="0"/>
-    </w:pPr>
-    <w:rPr>
-      <w:rFonts w:asciiTheme="majorHAnsi" w:eastAsiaTheme="majorEastAsia" w:hAnsiTheme="majorHAnsi" w:cstheme="majorBidi"/>
-      <w:b/>
-      <w:color w:val="000000" w:themeColor="text1"/>
-      <w:sz w:val="28"/>
-      <w:szCs w:val="40"/>
-    </w:rPr>
-  </w:style>
-  <w:style w:type="paragraph" w:styleId="berschrift2">
-    <w:name w:val="heading 2"/>
-    <w:basedOn w:val="Standard"/>
-    <w:next w:val="Standard"/>
-    <w:link w:val="berschrift2Zchn"/>
-    <w:uiPriority w:val="9"/>
+  <w:style w:type="character" w:styleId="NichtaufgelsteErwhnung">
+    <w:name w:val="Unresolved Mention"/>
+    <w:basedOn w:val="Absatz-Standardschriftart"/>
+    <w:uiPriority w:val="99"/>
     <w:semiHidden/>
     <w:unhideWhenUsed/>
-    <w:qFormat/>
-    <w:rsid w:val="00837978"/>
-    <w:pPr>
-      <w:keepNext/>
-      <w:keepLines/>
-      <w:spacing w:before="160" w:after="80"/>
-      <w:outlineLvl w:val="1"/>
-    </w:pPr>
-    <w:rPr>
-      <w:rFonts w:asciiTheme="majorHAnsi" w:eastAsiaTheme="majorEastAsia" w:hAnsiTheme="majorHAnsi" w:cstheme="majorBidi"/>
-      <w:b/>
-      <w:color w:val="000000" w:themeColor="text1"/>
-      <w:sz w:val="28"/>
-      <w:szCs w:val="32"/>
-    </w:rPr>
-  </w:style>
-  <w:style w:type="paragraph" w:styleId="berschrift3">
-    <w:name w:val="heading 3"/>
-    <w:basedOn w:val="Standard"/>
-    <w:next w:val="Standard"/>
-    <w:link w:val="berschrift3Zchn"/>
-    <w:uiPriority w:val="9"/>
-    <w:semiHidden/>
-    <w:unhideWhenUsed/>
-    <w:qFormat/>
-    <w:rsid w:val="000C2316"/>
-    <w:pPr>
-      <w:keepNext/>
-      <w:keepLines/>
-      <w:spacing w:before="160" w:after="80"/>
-      <w:outlineLvl w:val="2"/>
-    </w:pPr>
-    <w:rPr>
-      <w:rFonts w:eastAsiaTheme="majorEastAsia" w:cstheme="majorBidi"/>
-      <w:color w:val="0F4761" w:themeColor="accent1" w:themeShade="BF"/>
-      <w:sz w:val="28"/>
-      <w:szCs w:val="28"/>
-    </w:rPr>
-  </w:style>
-  <w:style w:type="paragraph" w:styleId="berschrift4">
-    <w:name w:val="heading 4"/>
-    <w:basedOn w:val="Standard"/>
-    <w:next w:val="Standard"/>
-    <w:link w:val="berschrift4Zchn"/>
-    <w:uiPriority w:val="9"/>
-    <w:semiHidden/>
-    <w:unhideWhenUsed/>
-    <w:qFormat/>
-    <w:rsid w:val="000C2316"/>
-    <w:pPr>
-      <w:keepNext/>
-      <w:keepLines/>
-      <w:spacing w:before="80" w:after="40"/>
-      <w:outlineLvl w:val="3"/>
-    </w:pPr>
-    <w:rPr>
-      <w:rFonts w:eastAsiaTheme="majorEastAsia" w:cstheme="majorBidi"/>
-      <w:i/>
-      <w:iCs/>
-      <w:color w:val="0F4761" w:themeColor="accent1" w:themeShade="BF"/>
-    </w:rPr>
-  </w:style>
-  <w:style w:type="paragraph" w:styleId="berschrift5">
-    <w:name w:val="heading 5"/>
-    <w:basedOn w:val="Standard"/>
-    <w:next w:val="Standard"/>
-    <w:link w:val="berschrift5Zchn"/>
-    <w:uiPriority w:val="9"/>
-    <w:semiHidden/>
-    <w:unhideWhenUsed/>
-    <w:qFormat/>
-    <w:rsid w:val="000C2316"/>
-    <w:pPr>
-      <w:keepNext/>
-      <w:keepLines/>
-      <w:spacing w:before="80" w:after="40"/>
-      <w:outlineLvl w:val="4"/>
-    </w:pPr>
-    <w:rPr>
-      <w:rFonts w:eastAsiaTheme="majorEastAsia" w:cstheme="majorBidi"/>
-      <w:color w:val="0F4761" w:themeColor="accent1" w:themeShade="BF"/>
-    </w:rPr>
-  </w:style>
-  <w:style w:type="paragraph" w:styleId="berschrift6">
-    <w:name w:val="heading 6"/>
-    <w:basedOn w:val="Standard"/>
-    <w:next w:val="Standard"/>
-    <w:link w:val="berschrift6Zchn"/>
-    <w:uiPriority w:val="9"/>
-    <w:semiHidden/>
-    <w:unhideWhenUsed/>
-    <w:qFormat/>
-    <w:rsid w:val="000C2316"/>
-    <w:pPr>
-      <w:keepNext/>
-      <w:keepLines/>
-      <w:spacing w:before="40" w:after="0"/>
-      <w:outlineLvl w:val="5"/>
-    </w:pPr>
-    <w:rPr>
-      <w:rFonts w:eastAsiaTheme="majorEastAsia" w:cstheme="majorBidi"/>
-      <w:i/>
-      <w:iCs/>
-      <w:color w:val="595959" w:themeColor="text1" w:themeTint="A6"/>
-    </w:rPr>
-  </w:style>
-  <w:style w:type="paragraph" w:styleId="berschrift7">
-    <w:name w:val="heading 7"/>
-    <w:basedOn w:val="Standard"/>
-    <w:next w:val="Standard"/>
-    <w:link w:val="berschrift7Zchn"/>
-    <w:uiPriority w:val="9"/>
-    <w:semiHidden/>
-    <w:unhideWhenUsed/>
-    <w:qFormat/>
-    <w:rsid w:val="000C2316"/>
-    <w:pPr>
-      <w:keepNext/>
-      <w:keepLines/>
-      <w:spacing w:before="40" w:after="0"/>
-      <w:outlineLvl w:val="6"/>
-    </w:pPr>
-    <w:rPr>
-      <w:rFonts w:eastAsiaTheme="majorEastAsia" w:cstheme="majorBidi"/>
-      <w:color w:val="595959" w:themeColor="text1" w:themeTint="A6"/>
-    </w:rPr>
-  </w:style>
-  <w:style w:type="paragraph" w:styleId="berschrift8">
-    <w:name w:val="heading 8"/>
-    <w:basedOn w:val="Standard"/>
-    <w:next w:val="Standard"/>
-    <w:link w:val="berschrift8Zchn"/>
-    <w:uiPriority w:val="9"/>
-    <w:semiHidden/>
-    <w:unhideWhenUsed/>
-    <w:qFormat/>
-    <w:rsid w:val="000C2316"/>
-    <w:pPr>
-      <w:keepNext/>
-      <w:keepLines/>
-      <w:spacing w:after="0"/>
-      <w:outlineLvl w:val="7"/>
-    </w:pPr>
-    <w:rPr>
-      <w:rFonts w:eastAsiaTheme="majorEastAsia" w:cstheme="majorBidi"/>
-      <w:i/>
-      <w:iCs/>
-      <w:color w:val="272727" w:themeColor="text1" w:themeTint="D8"/>
-    </w:rPr>
-  </w:style>
-  <w:style w:type="paragraph" w:styleId="berschrift9">
-    <w:name w:val="heading 9"/>
-    <w:basedOn w:val="Standard"/>
-    <w:next w:val="Standard"/>
-    <w:link w:val="berschrift9Zchn"/>
-    <w:uiPriority w:val="9"/>
-    <w:semiHidden/>
-    <w:unhideWhenUsed/>
-    <w:qFormat/>
-    <w:rsid w:val="000C2316"/>
-    <w:pPr>
-      <w:keepNext/>
-      <w:keepLines/>
-      <w:spacing w:after="0"/>
-      <w:outlineLvl w:val="8"/>
-    </w:pPr>
-    <w:rPr>
-      <w:rFonts w:eastAsiaTheme="majorEastAsia" w:cstheme="majorBidi"/>
-      <w:color w:val="272727" w:themeColor="text1" w:themeTint="D8"/>
-    </w:rPr>
-  </w:style>
-  <w:style w:type="character" w:default="1" w:styleId="Absatz-Standardschriftart">
-    <w:name w:val="Default Paragraph Font"/>
-    <w:uiPriority w:val="1"/>
-    <w:semiHidden/>
-    <w:unhideWhenUsed/>
-  </w:style>
-  <w:style w:type="table" w:default="1" w:styleId="NormaleTabelle">
-    <w:name w:val="Normal Table"/>
-    <w:uiPriority w:val="99"/>
-    <w:semiHidden/>
-    <w:unhideWhenUsed/>
-    <w:tblPr>
-      <w:tblInd w:w="0" w:type="dxa"/>
-      <w:tblCellMar>
-        <w:top w:w="0" w:type="dxa"/>
-        <w:left w:w="108" w:type="dxa"/>
-        <w:bottom w:w="0" w:type="dxa"/>
-        <w:right w:w="108" w:type="dxa"/>
-      </w:tblCellMar>
-    </w:tblPr>
-  </w:style>
-  <w:style w:type="numbering" w:default="1" w:styleId="KeineListe">
-    <w:name w:val="No List"/>
-    <w:uiPriority w:val="99"/>
-    <w:semiHidden/>
-    <w:unhideWhenUsed/>
-  </w:style>
-  <w:style w:type="character" w:customStyle="1" w:styleId="berschrift1Zchn">
-    <w:name w:val="Überschrift 1 Zchn"/>
-    <w:aliases w:val="h1 Zchn"/>
-    <w:basedOn w:val="Absatz-Standardschriftart"/>
-    <w:link w:val="berschrift1"/>
-    <w:uiPriority w:val="9"/>
-    <w:rsid w:val="00FA03F5"/>
-    <w:rPr>
-      <w:rFonts w:asciiTheme="majorHAnsi" w:eastAsiaTheme="majorEastAsia" w:hAnsiTheme="majorHAnsi" w:cstheme="majorBidi"/>
-      <w:b/>
-      <w:color w:val="000000" w:themeColor="text1"/>
-      <w:sz w:val="28"/>
-      <w:szCs w:val="40"/>
-    </w:rPr>
-  </w:style>
-  <w:style w:type="character" w:customStyle="1" w:styleId="berschrift2Zchn">
-    <w:name w:val="Überschrift 2 Zchn"/>
-    <w:basedOn w:val="Absatz-Standardschriftart"/>
-    <w:link w:val="berschrift2"/>
-    <w:uiPriority w:val="9"/>
-    <w:semiHidden/>
-    <w:rsid w:val="00837978"/>
-    <w:rPr>
-      <w:rFonts w:asciiTheme="majorHAnsi" w:eastAsiaTheme="majorEastAsia" w:hAnsiTheme="majorHAnsi" w:cstheme="majorBidi"/>
-      <w:b/>
-      <w:color w:val="000000" w:themeColor="text1"/>
-      <w:sz w:val="28"/>
-      <w:szCs w:val="32"/>
-    </w:rPr>
-  </w:style>
-  <w:style w:type="character" w:customStyle="1" w:styleId="berschrift3Zchn">
-    <w:name w:val="Überschrift 3 Zchn"/>
-    <w:basedOn w:val="Absatz-Standardschriftart"/>
-    <w:link w:val="berschrift3"/>
-    <w:uiPriority w:val="9"/>
-    <w:semiHidden/>
-    <w:rsid w:val="000C2316"/>
-    <w:rPr>
-      <w:rFonts w:eastAsiaTheme="majorEastAsia" w:cstheme="majorBidi"/>
-      <w:color w:val="0F4761" w:themeColor="accent1" w:themeShade="BF"/>
-      <w:sz w:val="28"/>
-      <w:szCs w:val="28"/>
-    </w:rPr>
-  </w:style>
-  <w:style w:type="character" w:customStyle="1" w:styleId="berschrift4Zchn">
-    <w:name w:val="Überschrift 4 Zchn"/>
-    <w:basedOn w:val="Absatz-Standardschriftart"/>
-    <w:link w:val="berschrift4"/>
-    <w:uiPriority w:val="9"/>
-    <w:semiHidden/>
-    <w:rsid w:val="000C2316"/>
-    <w:rPr>
-      <w:rFonts w:eastAsiaTheme="majorEastAsia" w:cstheme="majorBidi"/>
-      <w:i/>
-      <w:iCs/>
-      <w:color w:val="0F4761" w:themeColor="accent1" w:themeShade="BF"/>
-    </w:rPr>
-  </w:style>
-  <w:style w:type="character" w:customStyle="1" w:styleId="berschrift5Zchn">
-    <w:name w:val="Überschrift 5 Zchn"/>
-    <w:basedOn w:val="Absatz-Standardschriftart"/>
-    <w:link w:val="berschrift5"/>
-    <w:uiPriority w:val="9"/>
-    <w:semiHidden/>
-    <w:rsid w:val="000C2316"/>
-    <w:rPr>
-      <w:rFonts w:eastAsiaTheme="majorEastAsia" w:cstheme="majorBidi"/>
-      <w:color w:val="0F4761" w:themeColor="accent1" w:themeShade="BF"/>
-    </w:rPr>
-  </w:style>
-  <w:style w:type="character" w:customStyle="1" w:styleId="berschrift6Zchn">
-    <w:name w:val="Überschrift 6 Zchn"/>
-    <w:basedOn w:val="Absatz-Standardschriftart"/>
-    <w:link w:val="berschrift6"/>
-    <w:uiPriority w:val="9"/>
-    <w:semiHidden/>
-    <w:rsid w:val="000C2316"/>
-    <w:rPr>
-      <w:rFonts w:eastAsiaTheme="majorEastAsia" w:cstheme="majorBidi"/>
-      <w:i/>
-      <w:iCs/>
-      <w:color w:val="595959" w:themeColor="text1" w:themeTint="A6"/>
-    </w:rPr>
-  </w:style>
-  <w:style w:type="character" w:customStyle="1" w:styleId="berschrift7Zchn">
-    <w:name w:val="Überschrift 7 Zchn"/>
-    <w:basedOn w:val="Absatz-Standardschriftart"/>
-    <w:link w:val="berschrift7"/>
-    <w:uiPriority w:val="9"/>
-    <w:semiHidden/>
-    <w:rsid w:val="000C2316"/>
-    <w:rPr>
-      <w:rFonts w:eastAsiaTheme="majorEastAsia" w:cstheme="majorBidi"/>
-      <w:color w:val="595959" w:themeColor="text1" w:themeTint="A6"/>
-    </w:rPr>
-  </w:style>
-  <w:style w:type="character" w:customStyle="1" w:styleId="berschrift8Zchn">
-    <w:name w:val="Überschrift 8 Zchn"/>
-    <w:basedOn w:val="Absatz-Standardschriftart"/>
-    <w:link w:val="berschrift8"/>
-    <w:uiPriority w:val="9"/>
-    <w:semiHidden/>
-    <w:rsid w:val="000C2316"/>
-    <w:rPr>
-      <w:rFonts w:eastAsiaTheme="majorEastAsia" w:cstheme="majorBidi"/>
-      <w:i/>
-      <w:iCs/>
-      <w:color w:val="272727" w:themeColor="text1" w:themeTint="D8"/>
-    </w:rPr>
-  </w:style>
-  <w:style w:type="character" w:customStyle="1" w:styleId="berschrift9Zchn">
-    <w:name w:val="Überschrift 9 Zchn"/>
-    <w:basedOn w:val="Absatz-Standardschriftart"/>
-    <w:link w:val="berschrift9"/>
-    <w:uiPriority w:val="9"/>
-    <w:semiHidden/>
-    <w:rsid w:val="000C2316"/>
-    <w:rPr>
-      <w:rFonts w:eastAsiaTheme="majorEastAsia" w:cstheme="majorBidi"/>
-      <w:color w:val="272727" w:themeColor="text1" w:themeTint="D8"/>
-    </w:rPr>
-  </w:style>
-  <w:style w:type="paragraph" w:styleId="Titel">
-    <w:name w:val="Title"/>
-    <w:basedOn w:val="Standard"/>
-    <w:next w:val="Standard"/>
-    <w:link w:val="TitelZchn"/>
-    <w:uiPriority w:val="10"/>
-    <w:qFormat/>
-    <w:rsid w:val="000C2316"/>
-    <w:pPr>
-      <w:spacing w:after="80" w:line="240" w:lineRule="auto"/>
-      <w:contextualSpacing/>
-    </w:pPr>
-    <w:rPr>
-      <w:rFonts w:asciiTheme="majorHAnsi" w:eastAsiaTheme="majorEastAsia" w:hAnsiTheme="majorHAnsi" w:cstheme="majorBidi"/>
-      <w:spacing w:val="-10"/>
-      <w:kern w:val="28"/>
-      <w:sz w:val="56"/>
-      <w:szCs w:val="56"/>
-    </w:rPr>
-  </w:style>
-  <w:style w:type="character" w:customStyle="1" w:styleId="TitelZchn">
-    <w:name w:val="Titel Zchn"/>
-    <w:basedOn w:val="Absatz-Standardschriftart"/>
-    <w:link w:val="Titel"/>
-    <w:uiPriority w:val="10"/>
-    <w:rsid w:val="000C2316"/>
-    <w:rPr>
-      <w:rFonts w:asciiTheme="majorHAnsi" w:eastAsiaTheme="majorEastAsia" w:hAnsiTheme="majorHAnsi" w:cstheme="majorBidi"/>
-      <w:spacing w:val="-10"/>
-      <w:kern w:val="28"/>
-      <w:sz w:val="56"/>
-      <w:szCs w:val="56"/>
-    </w:rPr>
-  </w:style>
-  <w:style w:type="paragraph" w:styleId="Untertitel">
-    <w:name w:val="Subtitle"/>
-    <w:basedOn w:val="Standard"/>
-    <w:next w:val="Standard"/>
-    <w:link w:val="UntertitelZchn"/>
-    <w:uiPriority w:val="11"/>
-    <w:qFormat/>
-    <w:rsid w:val="000C2316"/>
-    <w:pPr>
-      <w:numPr>
-        <w:ilvl w:val="1"/>
-      </w:numPr>
-    </w:pPr>
-    <w:rPr>
-      <w:rFonts w:eastAsiaTheme="majorEastAsia" w:cstheme="majorBidi"/>
-      <w:color w:val="595959" w:themeColor="text1" w:themeTint="A6"/>
-      <w:spacing w:val="15"/>
-      <w:sz w:val="28"/>
-      <w:szCs w:val="28"/>
-    </w:rPr>
-  </w:style>
-  <w:style w:type="character" w:customStyle="1" w:styleId="UntertitelZchn">
-    <w:name w:val="Untertitel Zchn"/>
-    <w:basedOn w:val="Absatz-Standardschriftart"/>
-    <w:link w:val="Untertitel"/>
-    <w:uiPriority w:val="11"/>
-    <w:rsid w:val="000C2316"/>
-    <w:rPr>
-      <w:rFonts w:eastAsiaTheme="majorEastAsia" w:cstheme="majorBidi"/>
-      <w:color w:val="595959" w:themeColor="text1" w:themeTint="A6"/>
-      <w:spacing w:val="15"/>
-      <w:sz w:val="28"/>
-      <w:szCs w:val="28"/>
-    </w:rPr>
-  </w:style>
-  <w:style w:type="paragraph" w:styleId="Zitat">
-    <w:name w:val="Quote"/>
-    <w:basedOn w:val="Standard"/>
-    <w:next w:val="Standard"/>
-    <w:link w:val="ZitatZchn"/>
-    <w:uiPriority w:val="29"/>
-    <w:qFormat/>
-    <w:rsid w:val="000C2316"/>
-    <w:pPr>
-      <w:spacing w:before="160"/>
-      <w:jc w:val="center"/>
-    </w:pPr>
-    <w:rPr>
-      <w:i/>
-      <w:iCs/>
-      <w:color w:val="404040" w:themeColor="text1" w:themeTint="BF"/>
-    </w:rPr>
-  </w:style>
-  <w:style w:type="character" w:customStyle="1" w:styleId="ZitatZchn">
-    <w:name w:val="Zitat Zchn"/>
-    <w:basedOn w:val="Absatz-Standardschriftart"/>
-    <w:link w:val="Zitat"/>
-    <w:uiPriority w:val="29"/>
-    <w:rsid w:val="000C2316"/>
-    <w:rPr>
-      <w:i/>
-      <w:iCs/>
-      <w:color w:val="404040" w:themeColor="text1" w:themeTint="BF"/>
-    </w:rPr>
-  </w:style>
-  <w:style w:type="paragraph" w:styleId="Listenabsatz">
-    <w:name w:val="List Paragraph"/>
-    <w:basedOn w:val="Standard"/>
-    <w:uiPriority w:val="34"/>
-    <w:qFormat/>
-    <w:rsid w:val="000C2316"/>
-    <w:pPr>
-      <w:ind w:left="720"/>
-      <w:contextualSpacing/>
-    </w:pPr>
-  </w:style>
-  <w:style w:type="character" w:styleId="IntensiveHervorhebung">
-    <w:name w:val="Intense Emphasis"/>
-    <w:basedOn w:val="Absatz-Standardschriftart"/>
-    <w:uiPriority w:val="21"/>
-    <w:qFormat/>
-    <w:rsid w:val="000C2316"/>
-    <w:rPr>
-      <w:i/>
-      <w:iCs/>
-      <w:color w:val="0F4761" w:themeColor="accent1" w:themeShade="BF"/>
-    </w:rPr>
-  </w:style>
-  <w:style w:type="paragraph" w:styleId="IntensivesZitat">
-    <w:name w:val="Intense Quote"/>
-    <w:basedOn w:val="Standard"/>
-    <w:next w:val="Standard"/>
-    <w:link w:val="IntensivesZitatZchn"/>
-    <w:uiPriority w:val="30"/>
-    <w:qFormat/>
-    <w:rsid w:val="000C2316"/>
-    <w:pPr>
-      <w:pBdr>
-        <w:top w:val="single" w:sz="4" w:space="10" w:color="0F4761" w:themeColor="accent1" w:themeShade="BF"/>
-        <w:bottom w:val="single" w:sz="4" w:space="10" w:color="0F4761" w:themeColor="accent1" w:themeShade="BF"/>
-      </w:pBdr>
-      <w:spacing w:before="360" w:after="360"/>
-      <w:ind w:left="864" w:right="864"/>
-      <w:jc w:val="center"/>
-    </w:pPr>
-    <w:rPr>
-      <w:i/>
-      <w:iCs/>
-      <w:color w:val="0F4761" w:themeColor="accent1" w:themeShade="BF"/>
-    </w:rPr>
-  </w:style>
-  <w:style w:type="character" w:customStyle="1" w:styleId="IntensivesZitatZchn">
-    <w:name w:val="Intensives Zitat Zchn"/>
-    <w:basedOn w:val="Absatz-Standardschriftart"/>
-    <w:link w:val="IntensivesZitat"/>
-    <w:uiPriority w:val="30"/>
-    <w:rsid w:val="000C2316"/>
-    <w:rPr>
-      <w:i/>
-      <w:iCs/>
-      <w:color w:val="0F4761" w:themeColor="accent1" w:themeShade="BF"/>
-    </w:rPr>
-  </w:style>
-  <w:style w:type="character" w:styleId="IntensiverVerweis">
-    <w:name w:val="Intense Reference"/>
-    <w:basedOn w:val="Absatz-Standardschriftart"/>
-    <w:uiPriority w:val="32"/>
-    <w:qFormat/>
-    <w:rsid w:val="000C2316"/>
-    <w:rPr>
-      <w:b/>
-      <w:bCs/>
-      <w:smallCaps/>
-      <w:color w:val="0F4761" w:themeColor="accent1" w:themeShade="BF"/>
-      <w:spacing w:val="5"/>
-    </w:rPr>
-  </w:style>
-  <w:style w:type="paragraph" w:styleId="Kopfzeile">
-    <w:name w:val="header"/>
-    <w:basedOn w:val="Standard"/>
-    <w:link w:val="KopfzeileZchn"/>
-    <w:uiPriority w:val="99"/>
-    <w:unhideWhenUsed/>
-    <w:rsid w:val="00EC2308"/>
-    <w:pPr>
-      <w:tabs>
-        <w:tab w:val="center" w:pos="4536"/>
-        <w:tab w:val="right" w:pos="9072"/>
-      </w:tabs>
-      <w:spacing w:after="0" w:line="240" w:lineRule="auto"/>
-    </w:pPr>
-  </w:style>
-  <w:style w:type="character" w:customStyle="1" w:styleId="KopfzeileZchn">
-    <w:name w:val="Kopfzeile Zchn"/>
-    <w:basedOn w:val="Absatz-Standardschriftart"/>
-    <w:link w:val="Kopfzeile"/>
-    <w:uiPriority w:val="99"/>
-    <w:rsid w:val="00EC2308"/>
-  </w:style>
-  <w:style w:type="paragraph" w:styleId="Fuzeile">
-    <w:name w:val="footer"/>
-    <w:basedOn w:val="Standard"/>
-    <w:link w:val="FuzeileZchn"/>
-    <w:uiPriority w:val="99"/>
-    <w:unhideWhenUsed/>
-    <w:rsid w:val="00EC2308"/>
-    <w:pPr>
-      <w:tabs>
-        <w:tab w:val="center" w:pos="4536"/>
-        <w:tab w:val="right" w:pos="9072"/>
-      </w:tabs>
-      <w:spacing w:after="0" w:line="240" w:lineRule="auto"/>
-    </w:pPr>
-  </w:style>
-  <w:style w:type="character" w:customStyle="1" w:styleId="FuzeileZchn">
-    <w:name w:val="Fußzeile Zchn"/>
-    <w:basedOn w:val="Absatz-Standardschriftart"/>
-    <w:link w:val="Fuzeile"/>
-    <w:uiPriority w:val="99"/>
-    <w:rsid w:val="00EC2308"/>
-  </w:style>
-  <w:style w:type="character" w:styleId="Hyperlink">
-    <w:name w:val="Hyperlink"/>
-    <w:rsid w:val="00EC2308"/>
-    <w:rPr>
-      <w:color w:val="0000FF"/>
-      <w:u w:val="single"/>
-    </w:rPr>
-  </w:style>
-  <w:style w:type="table" w:styleId="Tabellenraster">
-    <w:name w:val="Table Grid"/>
-    <w:basedOn w:val="NormaleTabelle"/>
-    <w:uiPriority w:val="39"/>
-    <w:rsid w:val="00ED5CEF"/>
-    <w:pPr>
-      <w:spacing w:after="0" w:line="240" w:lineRule="auto"/>
-    </w:pPr>
-    <w:tblPr>
-      <w:tblBorders>
-        <w:top w:val="single" w:sz="4" w:space="0" w:color="auto"/>
-        <w:left w:val="single" w:sz="4" w:space="0" w:color="auto"/>
-        <w:bottom w:val="single" w:sz="4" w:space="0" w:color="auto"/>
-        <w:right w:val="single" w:sz="4" w:space="0" w:color="auto"/>
-        <w:insideH w:val="single" w:sz="4" w:space="0" w:color="auto"/>
-        <w:insideV w:val="single" w:sz="4" w:space="0" w:color="auto"/>
-      </w:tblBorders>
-    </w:tblPr>
-  </w:style>
-  <w:style w:type="paragraph" w:styleId="KeinLeerraum">
-    <w:name w:val="No Spacing"/>
-    <w:aliases w:val="nospace"/>
-    <w:uiPriority w:val="1"/>
-    <w:qFormat/>
-    <w:rsid w:val="00FA03F5"/>
-    <w:pPr>
-      <w:spacing w:after="0" w:line="240" w:lineRule="auto"/>
-    </w:pPr>
-  </w:style>
-  <w:style w:type="paragraph" w:styleId="Sprechblasentext">
-    <w:name w:val="Balloon Text"/>
-    <w:basedOn w:val="Standard"/>
-    <w:link w:val="SprechblasentextZchn"/>
-    <w:uiPriority w:val="99"/>
-    <w:semiHidden/>
-    <w:unhideWhenUsed/>
-    <w:rsid w:val="00EA0848"/>
-    <w:pPr>
-      <w:spacing w:after="0" w:line="240" w:lineRule="auto"/>
-    </w:pPr>
-    <w:rPr>
-      <w:rFonts w:ascii="Tahoma" w:hAnsi="Tahoma" w:cs="Tahoma"/>
-      <w:sz w:val="16"/>
-      <w:szCs w:val="16"/>
-    </w:rPr>
-  </w:style>
-  <w:style w:type="character" w:customStyle="1" w:styleId="SprechblasentextZchn">
-    <w:name w:val="Sprechblasentext Zchn"/>
-    <w:basedOn w:val="Absatz-Standardschriftart"/>
-    <w:link w:val="Sprechblasentext"/>
-    <w:uiPriority w:val="99"/>
-    <w:semiHidden/>
-    <w:rsid w:val="00EA0848"/>
-    <w:rPr>
-      <w:rFonts w:ascii="Tahoma" w:hAnsi="Tahoma" w:cs="Tahoma"/>
-      <w:sz w:val="16"/>
-      <w:szCs w:val="16"/>
+    <w:rsid w:val="00412E41"/>
+    <w:rPr>
+      <w:color w:val="605E5C"/>
+      <w:shd w:val="clear" w:color="auto" w:fill="E1DFDD"/>
     </w:rPr>
   </w:style>
 </w:styles>
@@ -2311,7 +1802,7 @@
   <a:extraClrSchemeLst/>
   <a:extLst>
     <a:ext uri="{05A4C25C-085E-4340-85A3-A5531E510DB2}">
-      <thm15:themeFamily xmlns:thm15="http://schemas.microsoft.com/office/thememl/2012/main" xmlns="" name="Office Theme" id="{62F939B6-93AF-4DB8-9C6B-D6C7DFDC589F}" vid="{4A3C46E8-61CC-4603-A589-7422A47A8E4A}"/>
+      <thm15:themeFamily xmlns:thm15="http://schemas.microsoft.com/office/thememl/2012/main" name="Office Theme" id="{62F939B6-93AF-4DB8-9C6B-D6C7DFDC589F}" vid="{4A3C46E8-61CC-4603-A589-7422A47A8E4A}"/>
     </a:ext>
   </a:extLst>
 </a:theme>
